--- a/Tuan_07/BaoCao_Tuan07.docx
+++ b/Tuan_07/BaoCao_Tuan07.docx
@@ -48,7 +48,7 @@
         <w:tc>
           <w:tcPr>
             <w:tcW w:type="dxa" w:w="3249"/>
-            <w:shd w:val="clear" w:color="auto" w:fill="D9E2F3"/>
+            <w:shd w:val="clear" w:color="auto" w:fill="E7E6E6"/>
           </w:tcPr>
           <w:p>
             <w:r>
@@ -68,7 +68,7 @@
         <w:tc>
           <w:tcPr>
             <w:tcW w:type="dxa" w:w="3249"/>
-            <w:shd w:val="clear" w:color="auto" w:fill="D9E2F3"/>
+            <w:shd w:val="clear" w:color="auto" w:fill="E7E6E6"/>
           </w:tcPr>
           <w:p>
             <w:r>
@@ -88,7 +88,7 @@
         <w:tc>
           <w:tcPr>
             <w:tcW w:type="dxa" w:w="3249"/>
-            <w:shd w:val="clear" w:color="auto" w:fill="D9E2F3"/>
+            <w:shd w:val="clear" w:color="auto" w:fill="E7E6E6"/>
           </w:tcPr>
           <w:p>
             <w:r>
@@ -181,7 +181,7 @@
             <w:r>
               <w:rPr>
                 <w:rFonts w:ascii="Consolas" w:hAnsi="Consolas"/>
-                <w:color w:val="8B1A1A"/>
+                <w:color w:val="000000"/>
                 <w:sz w:val="20"/>
               </w:rPr>
               <w:t>results/raw/w7_all_runs.csv</w:t>
@@ -195,7 +195,7 @@
             <w:r>
               <w:rPr>
                 <w:rFonts w:ascii="Consolas" w:hAnsi="Consolas"/>
-                <w:color w:val="8B1A1A"/>
+                <w:color w:val="000000"/>
                 <w:sz w:val="20"/>
               </w:rPr>
               <w:t>results/raw/runs_*.jsonl</w:t>
@@ -247,7 +247,7 @@
             <w:r>
               <w:rPr>
                 <w:rFonts w:ascii="Consolas" w:hAnsi="Consolas"/>
-                <w:color w:val="8B1A1A"/>
+                <w:color w:val="000000"/>
                 <w:sz w:val="20"/>
               </w:rPr>
               <w:t>results/figures/w7_runtime.png</w:t>
@@ -261,7 +261,7 @@
             <w:r>
               <w:rPr>
                 <w:rFonts w:ascii="Consolas" w:hAnsi="Consolas"/>
-                <w:color w:val="8B1A1A"/>
+                <w:color w:val="000000"/>
                 <w:sz w:val="20"/>
               </w:rPr>
               <w:t>w7_throughput.png</w:t>
@@ -275,7 +275,7 @@
             <w:r>
               <w:rPr>
                 <w:rFonts w:ascii="Consolas" w:hAnsi="Consolas"/>
-                <w:color w:val="8B1A1A"/>
+                <w:color w:val="000000"/>
                 <w:sz w:val="20"/>
               </w:rPr>
               <w:t>w7_peak_rss.png</w:t>
@@ -289,7 +289,7 @@
             <w:r>
               <w:rPr>
                 <w:rFonts w:ascii="Consolas" w:hAnsi="Consolas"/>
-                <w:color w:val="8B1A1A"/>
+                <w:color w:val="000000"/>
                 <w:sz w:val="20"/>
               </w:rPr>
               <w:t>w7_read_mb.png</w:t>
@@ -303,7 +303,7 @@
             <w:r>
               <w:rPr>
                 <w:rFonts w:ascii="Consolas" w:hAnsi="Consolas"/>
-                <w:color w:val="8B1A1A"/>
+                <w:color w:val="000000"/>
                 <w:sz w:val="20"/>
               </w:rPr>
               <w:t>w7_write_mb.png</w:t>
@@ -317,7 +317,7 @@
             <w:r>
               <w:rPr>
                 <w:rFonts w:ascii="Consolas" w:hAnsi="Consolas"/>
-                <w:color w:val="8B1A1A"/>
+                <w:color w:val="000000"/>
                 <w:sz w:val="20"/>
               </w:rPr>
               <w:t>w7_query.png</w:t>
@@ -363,7 +363,7 @@
         <w:tc>
           <w:tcPr>
             <w:tcW w:type="dxa" w:w="4873"/>
-            <w:shd w:val="clear" w:color="auto" w:fill="D9E2F3"/>
+            <w:shd w:val="clear" w:color="auto" w:fill="E7E6E6"/>
           </w:tcPr>
           <w:p>
             <w:r>
@@ -383,7 +383,7 @@
         <w:tc>
           <w:tcPr>
             <w:tcW w:type="dxa" w:w="4873"/>
-            <w:shd w:val="clear" w:color="auto" w:fill="D9E2F3"/>
+            <w:shd w:val="clear" w:color="auto" w:fill="E7E6E6"/>
           </w:tcPr>
           <w:p>
             <w:r>
@@ -521,7 +521,7 @@
             <w:r>
               <w:rPr>
                 <w:rFonts w:ascii="Consolas" w:hAnsi="Consolas"/>
-                <w:color w:val="8B1A1A"/>
+                <w:color w:val="000000"/>
                 <w:sz w:val="20"/>
               </w:rPr>
               <w:t>manifest-…</w:t>
@@ -535,7 +535,7 @@
             <w:r>
               <w:rPr>
                 <w:rFonts w:ascii="Consolas" w:hAnsi="Consolas"/>
-                <w:color w:val="8B1A1A"/>
+                <w:color w:val="000000"/>
                 <w:sz w:val="20"/>
               </w:rPr>
               <w:t>record_id</w:t>
@@ -669,7 +669,7 @@
         <w:tc>
           <w:tcPr>
             <w:tcW w:type="dxa" w:w="1624"/>
-            <w:shd w:val="clear" w:color="auto" w:fill="D9E2F3"/>
+            <w:shd w:val="clear" w:color="auto" w:fill="E7E6E6"/>
           </w:tcPr>
           <w:p>
             <w:r>
@@ -689,7 +689,7 @@
         <w:tc>
           <w:tcPr>
             <w:tcW w:type="dxa" w:w="1624"/>
-            <w:shd w:val="clear" w:color="auto" w:fill="D9E2F3"/>
+            <w:shd w:val="clear" w:color="auto" w:fill="E7E6E6"/>
           </w:tcPr>
           <w:p>
             <w:r>
@@ -709,7 +709,7 @@
         <w:tc>
           <w:tcPr>
             <w:tcW w:type="dxa" w:w="1624"/>
-            <w:shd w:val="clear" w:color="auto" w:fill="D9E2F3"/>
+            <w:shd w:val="clear" w:color="auto" w:fill="E7E6E6"/>
           </w:tcPr>
           <w:p>
             <w:r>
@@ -729,7 +729,7 @@
         <w:tc>
           <w:tcPr>
             <w:tcW w:type="dxa" w:w="1624"/>
-            <w:shd w:val="clear" w:color="auto" w:fill="D9E2F3"/>
+            <w:shd w:val="clear" w:color="auto" w:fill="E7E6E6"/>
           </w:tcPr>
           <w:p>
             <w:r>
@@ -749,7 +749,7 @@
         <w:tc>
           <w:tcPr>
             <w:tcW w:type="dxa" w:w="1624"/>
-            <w:shd w:val="clear" w:color="auto" w:fill="D9E2F3"/>
+            <w:shd w:val="clear" w:color="auto" w:fill="E7E6E6"/>
           </w:tcPr>
           <w:p>
             <w:r>
@@ -769,7 +769,7 @@
         <w:tc>
           <w:tcPr>
             <w:tcW w:type="dxa" w:w="1624"/>
-            <w:shd w:val="clear" w:color="auto" w:fill="D9E2F3"/>
+            <w:shd w:val="clear" w:color="auto" w:fill="E7E6E6"/>
           </w:tcPr>
           <w:p>
             <w:r>
@@ -1269,7 +1269,7 @@
         <w:tc>
           <w:tcPr>
             <w:tcW w:type="dxa" w:w="1624"/>
-            <w:shd w:val="clear" w:color="auto" w:fill="D9E2F3"/>
+            <w:shd w:val="clear" w:color="auto" w:fill="E7E6E6"/>
           </w:tcPr>
           <w:p>
             <w:r>
@@ -1289,7 +1289,7 @@
         <w:tc>
           <w:tcPr>
             <w:tcW w:type="dxa" w:w="1624"/>
-            <w:shd w:val="clear" w:color="auto" w:fill="D9E2F3"/>
+            <w:shd w:val="clear" w:color="auto" w:fill="E7E6E6"/>
           </w:tcPr>
           <w:p>
             <w:r>
@@ -1309,7 +1309,7 @@
         <w:tc>
           <w:tcPr>
             <w:tcW w:type="dxa" w:w="1624"/>
-            <w:shd w:val="clear" w:color="auto" w:fill="D9E2F3"/>
+            <w:shd w:val="clear" w:color="auto" w:fill="E7E6E6"/>
           </w:tcPr>
           <w:p>
             <w:r>
@@ -1329,7 +1329,7 @@
         <w:tc>
           <w:tcPr>
             <w:tcW w:type="dxa" w:w="1624"/>
-            <w:shd w:val="clear" w:color="auto" w:fill="D9E2F3"/>
+            <w:shd w:val="clear" w:color="auto" w:fill="E7E6E6"/>
           </w:tcPr>
           <w:p>
             <w:r>
@@ -1349,7 +1349,7 @@
         <w:tc>
           <w:tcPr>
             <w:tcW w:type="dxa" w:w="1624"/>
-            <w:shd w:val="clear" w:color="auto" w:fill="D9E2F3"/>
+            <w:shd w:val="clear" w:color="auto" w:fill="E7E6E6"/>
           </w:tcPr>
           <w:p>
             <w:r>
@@ -1369,7 +1369,7 @@
         <w:tc>
           <w:tcPr>
             <w:tcW w:type="dxa" w:w="1624"/>
-            <w:shd w:val="clear" w:color="auto" w:fill="D9E2F3"/>
+            <w:shd w:val="clear" w:color="auto" w:fill="E7E6E6"/>
           </w:tcPr>
           <w:p>
             <w:r>
@@ -1860,7 +1860,7 @@
         <w:tc>
           <w:tcPr>
             <w:tcW w:type="dxa" w:w="1949"/>
-            <w:shd w:val="clear" w:color="auto" w:fill="D9E2F3"/>
+            <w:shd w:val="clear" w:color="auto" w:fill="E7E6E6"/>
           </w:tcPr>
           <w:p>
             <w:r>
@@ -1880,7 +1880,7 @@
         <w:tc>
           <w:tcPr>
             <w:tcW w:type="dxa" w:w="1949"/>
-            <w:shd w:val="clear" w:color="auto" w:fill="D9E2F3"/>
+            <w:shd w:val="clear" w:color="auto" w:fill="E7E6E6"/>
           </w:tcPr>
           <w:p>
             <w:r>
@@ -1900,7 +1900,7 @@
         <w:tc>
           <w:tcPr>
             <w:tcW w:type="dxa" w:w="1949"/>
-            <w:shd w:val="clear" w:color="auto" w:fill="D9E2F3"/>
+            <w:shd w:val="clear" w:color="auto" w:fill="E7E6E6"/>
           </w:tcPr>
           <w:p>
             <w:r>
@@ -1920,7 +1920,7 @@
         <w:tc>
           <w:tcPr>
             <w:tcW w:type="dxa" w:w="1949"/>
-            <w:shd w:val="clear" w:color="auto" w:fill="D9E2F3"/>
+            <w:shd w:val="clear" w:color="auto" w:fill="E7E6E6"/>
           </w:tcPr>
           <w:p>
             <w:r>
@@ -1940,7 +1940,7 @@
         <w:tc>
           <w:tcPr>
             <w:tcW w:type="dxa" w:w="1949"/>
-            <w:shd w:val="clear" w:color="auto" w:fill="D9E2F3"/>
+            <w:shd w:val="clear" w:color="auto" w:fill="E7E6E6"/>
           </w:tcPr>
           <w:p>
             <w:r>
@@ -2283,7 +2283,7 @@
       <w:r>
         <w:rPr>
           <w:rFonts w:ascii="Consolas" w:hAnsi="Consolas"/>
-          <w:color w:val="8B1A1A"/>
+          <w:color w:val="000000"/>
           <w:sz w:val="19"/>
         </w:rPr>
         <w:t>local</w:t>
@@ -2384,7 +2384,7 @@
       <w:r>
         <w:rPr>
           <w:rFonts w:ascii="Consolas" w:hAnsi="Consolas"/>
-          <w:color w:val="8B1A1A"/>
+          <w:color w:val="000000"/>
           <w:sz w:val="19"/>
         </w:rPr>
         <w:t>local</w:t>
@@ -2818,6 +2818,7 @@
     <w:rsid w:val="00FC693F"/>
     <w:rPr>
       <w:rFonts w:ascii="Times New Roman" w:hAnsi="Times New Roman" w:eastAsia="Times New Roman"/>
+      <w:color w:val="000000"/>
       <w:sz w:val="24"/>
     </w:rPr>
   </w:style>
@@ -2883,7 +2884,7 @@
       <w:rFonts w:ascii="Times New Roman" w:hAnsi="Times New Roman" w:eastAsia="Times New Roman" w:cs="Times New Roman"/>
       <w:b/>
       <w:bCs/>
-      <w:color w:val="1F3A68"/>
+      <w:color w:val="000000"/>
       <w:sz w:val="28"/>
       <w:szCs w:val="28"/>
     </w:rPr>
@@ -2907,7 +2908,7 @@
       <w:rFonts w:ascii="Times New Roman" w:hAnsi="Times New Roman" w:eastAsia="Times New Roman" w:cs="Times New Roman"/>
       <w:b/>
       <w:bCs/>
-      <w:color w:val="1F3A68"/>
+      <w:color w:val="000000"/>
       <w:sz w:val="26"/>
       <w:szCs w:val="26"/>
     </w:rPr>
@@ -2931,7 +2932,7 @@
       <w:rFonts w:ascii="Times New Roman" w:hAnsi="Times New Roman" w:eastAsia="Times New Roman" w:cs="Times New Roman"/>
       <w:b/>
       <w:bCs/>
-      <w:color w:val="1F3A68"/>
+      <w:color w:val="000000"/>
     </w:rPr>
   </w:style>
   <w:style w:type="paragraph" w:styleId="Heading4">
@@ -2956,7 +2957,7 @@
       <w:bCs/>
       <w:i/>
       <w:iCs/>
-      <w:color w:val="1F3A68"/>
+      <w:color w:val="000000"/>
     </w:rPr>
   </w:style>
   <w:style w:type="paragraph" w:styleId="Heading5">
@@ -2977,7 +2978,7 @@
     </w:pPr>
     <w:rPr>
       <w:rFonts w:asciiTheme="majorHAnsi" w:eastAsiaTheme="majorEastAsia" w:hAnsiTheme="majorHAnsi" w:cstheme="majorBidi"/>
-      <w:color w:val="243F60" w:themeColor="accent1" w:themeShade="7F"/>
+      <w:color w:val="000000"/>
     </w:rPr>
   </w:style>
   <w:style w:type="paragraph" w:styleId="Heading6">
@@ -3000,7 +3001,7 @@
       <w:rFonts w:asciiTheme="majorHAnsi" w:eastAsiaTheme="majorEastAsia" w:hAnsiTheme="majorHAnsi" w:cstheme="majorBidi"/>
       <w:i/>
       <w:iCs/>
-      <w:color w:val="243F60" w:themeColor="accent1" w:themeShade="7F"/>
+      <w:color w:val="000000"/>
     </w:rPr>
   </w:style>
   <w:style w:type="paragraph" w:styleId="Heading7">
@@ -3023,7 +3024,7 @@
       <w:rFonts w:asciiTheme="majorHAnsi" w:eastAsiaTheme="majorEastAsia" w:hAnsiTheme="majorHAnsi" w:cstheme="majorBidi"/>
       <w:i/>
       <w:iCs/>
-      <w:color w:val="404040" w:themeColor="text1" w:themeTint="BF"/>
+      <w:color w:val="000000"/>
     </w:rPr>
   </w:style>
   <w:style w:type="paragraph" w:styleId="Heading8">
@@ -3044,7 +3045,7 @@
     </w:pPr>
     <w:rPr>
       <w:rFonts w:asciiTheme="majorHAnsi" w:eastAsiaTheme="majorEastAsia" w:hAnsiTheme="majorHAnsi" w:cstheme="majorBidi"/>
-      <w:color w:val="4F81BD" w:themeColor="accent1"/>
+      <w:color w:val="000000"/>
       <w:sz w:val="20"/>
       <w:szCs w:val="20"/>
     </w:rPr>
@@ -3069,7 +3070,7 @@
       <w:rFonts w:asciiTheme="majorHAnsi" w:eastAsiaTheme="majorEastAsia" w:hAnsiTheme="majorHAnsi" w:cstheme="majorBidi"/>
       <w:i/>
       <w:iCs/>
-      <w:color w:val="404040" w:themeColor="text1" w:themeTint="BF"/>
+      <w:color w:val="000000"/>
       <w:sz w:val="20"/>
       <w:szCs w:val="20"/>
     </w:rPr>
@@ -3120,7 +3121,7 @@
       <w:rFonts w:asciiTheme="majorHAnsi" w:eastAsiaTheme="majorEastAsia" w:hAnsiTheme="majorHAnsi" w:cstheme="majorBidi"/>
       <w:b/>
       <w:bCs/>
-      <w:color w:val="365F91" w:themeColor="accent1" w:themeShade="BF"/>
+      <w:color w:val="000000"/>
       <w:sz w:val="28"/>
       <w:szCs w:val="28"/>
     </w:rPr>
@@ -3135,7 +3136,7 @@
       <w:rFonts w:asciiTheme="majorHAnsi" w:eastAsiaTheme="majorEastAsia" w:hAnsiTheme="majorHAnsi" w:cstheme="majorBidi"/>
       <w:b/>
       <w:bCs/>
-      <w:color w:val="4F81BD" w:themeColor="accent1"/>
+      <w:color w:val="000000"/>
       <w:sz w:val="26"/>
       <w:szCs w:val="26"/>
     </w:rPr>
@@ -3150,7 +3151,7 @@
       <w:rFonts w:asciiTheme="majorHAnsi" w:eastAsiaTheme="majorEastAsia" w:hAnsiTheme="majorHAnsi" w:cstheme="majorBidi"/>
       <w:b/>
       <w:bCs/>
-      <w:color w:val="4F81BD" w:themeColor="accent1"/>
+      <w:color w:val="000000"/>
     </w:rPr>
   </w:style>
   <w:style w:type="paragraph" w:styleId="Title">
@@ -3170,7 +3171,7 @@
     </w:pPr>
     <w:rPr>
       <w:rFonts w:ascii="Times New Roman" w:hAnsi="Times New Roman" w:eastAsia="Times New Roman" w:cs="Times New Roman"/>
-      <w:color w:val="1F3A68"/>
+      <w:color w:val="000000"/>
       <w:spacing w:val="5"/>
       <w:kern w:val="28"/>
       <w:sz w:val="52"/>
@@ -3185,7 +3186,7 @@
     <w:rsid w:val="00FC693F"/>
     <w:rPr>
       <w:rFonts w:asciiTheme="majorHAnsi" w:eastAsiaTheme="majorEastAsia" w:hAnsiTheme="majorHAnsi" w:cstheme="majorBidi"/>
-      <w:color w:val="17365D" w:themeColor="text2" w:themeShade="BF"/>
+      <w:color w:val="000000"/>
       <w:spacing w:val="5"/>
       <w:kern w:val="28"/>
       <w:sz w:val="52"/>
@@ -3209,7 +3210,7 @@
       <w:rFonts w:asciiTheme="majorHAnsi" w:eastAsiaTheme="majorEastAsia" w:hAnsiTheme="majorHAnsi" w:cstheme="majorBidi"/>
       <w:i/>
       <w:iCs/>
-      <w:color w:val="4F81BD" w:themeColor="accent1"/>
+      <w:color w:val="000000"/>
       <w:spacing w:val="15"/>
       <w:sz w:val="24"/>
       <w:szCs w:val="24"/>
@@ -3225,7 +3226,7 @@
       <w:rFonts w:asciiTheme="majorHAnsi" w:eastAsiaTheme="majorEastAsia" w:hAnsiTheme="majorHAnsi" w:cstheme="majorBidi"/>
       <w:i/>
       <w:iCs/>
-      <w:color w:val="4F81BD" w:themeColor="accent1"/>
+      <w:color w:val="000000"/>
       <w:spacing w:val="15"/>
       <w:sz w:val="24"/>
       <w:szCs w:val="24"/>
@@ -3497,7 +3498,7 @@
     <w:rPr>
       <w:i/>
       <w:iCs/>
-      <w:color w:val="000000" w:themeColor="text1"/>
+      <w:color w:val="000000"/>
     </w:rPr>
   </w:style>
   <w:style w:type="character" w:customStyle="1" w:styleId="QuoteChar">
@@ -3509,7 +3510,7 @@
     <w:rPr>
       <w:i/>
       <w:iCs/>
-      <w:color w:val="000000" w:themeColor="text1"/>
+      <w:color w:val="000000"/>
     </w:rPr>
   </w:style>
   <w:style w:type="character" w:customStyle="1" w:styleId="Heading4Char">
@@ -3525,7 +3526,7 @@
       <w:bCs/>
       <w:i/>
       <w:iCs/>
-      <w:color w:val="4F81BD" w:themeColor="accent1"/>
+      <w:color w:val="000000"/>
     </w:rPr>
   </w:style>
   <w:style w:type="character" w:customStyle="1" w:styleId="Heading5Char">
@@ -3537,7 +3538,7 @@
     <w:rsid w:val="00FC693F"/>
     <w:rPr>
       <w:rFonts w:asciiTheme="majorHAnsi" w:eastAsiaTheme="majorEastAsia" w:hAnsiTheme="majorHAnsi" w:cstheme="majorBidi"/>
-      <w:color w:val="243F60" w:themeColor="accent1" w:themeShade="7F"/>
+      <w:color w:val="000000"/>
     </w:rPr>
   </w:style>
   <w:style w:type="character" w:customStyle="1" w:styleId="Heading6Char">
@@ -3551,7 +3552,7 @@
       <w:rFonts w:asciiTheme="majorHAnsi" w:eastAsiaTheme="majorEastAsia" w:hAnsiTheme="majorHAnsi" w:cstheme="majorBidi"/>
       <w:i/>
       <w:iCs/>
-      <w:color w:val="243F60" w:themeColor="accent1" w:themeShade="7F"/>
+      <w:color w:val="000000"/>
     </w:rPr>
   </w:style>
   <w:style w:type="character" w:customStyle="1" w:styleId="Heading7Char">
@@ -3565,7 +3566,7 @@
       <w:rFonts w:asciiTheme="majorHAnsi" w:eastAsiaTheme="majorEastAsia" w:hAnsiTheme="majorHAnsi" w:cstheme="majorBidi"/>
       <w:i/>
       <w:iCs/>
-      <w:color w:val="404040" w:themeColor="text1" w:themeTint="BF"/>
+      <w:color w:val="000000"/>
     </w:rPr>
   </w:style>
   <w:style w:type="character" w:customStyle="1" w:styleId="Heading8Char">
@@ -3577,7 +3578,7 @@
     <w:rsid w:val="00FC693F"/>
     <w:rPr>
       <w:rFonts w:asciiTheme="majorHAnsi" w:eastAsiaTheme="majorEastAsia" w:hAnsiTheme="majorHAnsi" w:cstheme="majorBidi"/>
-      <w:color w:val="4F81BD" w:themeColor="accent1"/>
+      <w:color w:val="000000"/>
       <w:sz w:val="20"/>
       <w:szCs w:val="20"/>
     </w:rPr>
@@ -3593,7 +3594,7 @@
       <w:rFonts w:asciiTheme="majorHAnsi" w:eastAsiaTheme="majorEastAsia" w:hAnsiTheme="majorHAnsi" w:cstheme="majorBidi"/>
       <w:i/>
       <w:iCs/>
-      <w:color w:val="404040" w:themeColor="text1" w:themeTint="BF"/>
+      <w:color w:val="000000"/>
       <w:sz w:val="20"/>
       <w:szCs w:val="20"/>
     </w:rPr>
@@ -3613,7 +3614,7 @@
     <w:rPr>
       <w:b/>
       <w:bCs/>
-      <w:color w:val="4F81BD" w:themeColor="accent1"/>
+      <w:color w:val="000000"/>
       <w:sz w:val="18"/>
       <w:szCs w:val="18"/>
     </w:rPr>
@@ -3660,7 +3661,7 @@
       <w:bCs/>
       <w:i/>
       <w:iCs/>
-      <w:color w:val="4F81BD" w:themeColor="accent1"/>
+      <w:color w:val="000000"/>
     </w:rPr>
   </w:style>
   <w:style w:type="character" w:customStyle="1" w:styleId="IntenseQuoteChar">
@@ -3674,7 +3675,7 @@
       <w:bCs/>
       <w:i/>
       <w:iCs/>
-      <w:color w:val="4F81BD" w:themeColor="accent1"/>
+      <w:color w:val="000000"/>
     </w:rPr>
   </w:style>
   <w:style w:type="character" w:styleId="SubtleEmphasis">
@@ -3686,7 +3687,7 @@
     <w:rPr>
       <w:i/>
       <w:iCs/>
-      <w:color w:val="808080" w:themeColor="text1" w:themeTint="7F"/>
+      <w:color w:val="000000"/>
     </w:rPr>
   </w:style>
   <w:style w:type="character" w:styleId="IntenseEmphasis">
@@ -3700,7 +3701,7 @@
       <w:bCs/>
       <w:i/>
       <w:iCs/>
-      <w:color w:val="4F81BD" w:themeColor="accent1"/>
+      <w:color w:val="000000"/>
     </w:rPr>
   </w:style>
   <w:style w:type="character" w:styleId="SubtleReference">
@@ -3711,7 +3712,7 @@
     <w:rsid w:val="00FC693F"/>
     <w:rPr>
       <w:smallCaps/>
-      <w:color w:val="C0504D" w:themeColor="accent2"/>
+      <w:color w:val="000000"/>
       <w:u w:val="single"/>
     </w:rPr>
   </w:style>
@@ -3725,7 +3726,7 @@
       <w:b/>
       <w:bCs/>
       <w:smallCaps/>
-      <w:color w:val="C0504D" w:themeColor="accent2"/>
+      <w:color w:val="000000"/>
       <w:spacing w:val="5"/>
       <w:u w:val="single"/>
     </w:rPr>
@@ -3791,7 +3792,7 @@
       <w:spacing w:after="0" w:line="240" w:lineRule="auto"/>
     </w:pPr>
     <w:rPr>
-      <w:color w:val="000000" w:themeColor="text1" w:themeShade="BF"/>
+      <w:color w:val="000000"/>
     </w:rPr>
     <w:tblPr>
       <w:tblStyleRowBandSize w:val="1"/>
@@ -3894,7 +3895,7 @@
       <w:spacing w:after="0" w:line="240" w:lineRule="auto"/>
     </w:pPr>
     <w:rPr>
-      <w:color w:val="365F91" w:themeColor="accent1" w:themeShade="BF"/>
+      <w:color w:val="000000"/>
     </w:rPr>
     <w:tblPr>
       <w:tblStyleRowBandSize w:val="1"/>
@@ -3997,7 +3998,7 @@
       <w:spacing w:after="0" w:line="240" w:lineRule="auto"/>
     </w:pPr>
     <w:rPr>
-      <w:color w:val="943634" w:themeColor="accent2" w:themeShade="BF"/>
+      <w:color w:val="000000"/>
     </w:rPr>
     <w:tblPr>
       <w:tblStyleRowBandSize w:val="1"/>
@@ -4100,7 +4101,7 @@
       <w:spacing w:after="0" w:line="240" w:lineRule="auto"/>
     </w:pPr>
     <w:rPr>
-      <w:color w:val="76923C" w:themeColor="accent3" w:themeShade="BF"/>
+      <w:color w:val="000000"/>
     </w:rPr>
     <w:tblPr>
       <w:tblStyleRowBandSize w:val="1"/>
@@ -4203,7 +4204,7 @@
       <w:spacing w:after="0" w:line="240" w:lineRule="auto"/>
     </w:pPr>
     <w:rPr>
-      <w:color w:val="5F497A" w:themeColor="accent4" w:themeShade="BF"/>
+      <w:color w:val="000000"/>
     </w:rPr>
     <w:tblPr>
       <w:tblStyleRowBandSize w:val="1"/>
@@ -4306,7 +4307,7 @@
       <w:spacing w:after="0" w:line="240" w:lineRule="auto"/>
     </w:pPr>
     <w:rPr>
-      <w:color w:val="31849B" w:themeColor="accent5" w:themeShade="BF"/>
+      <w:color w:val="000000"/>
     </w:rPr>
     <w:tblPr>
       <w:tblStyleRowBandSize w:val="1"/>
@@ -4409,7 +4410,7 @@
       <w:spacing w:after="0" w:line="240" w:lineRule="auto"/>
     </w:pPr>
     <w:rPr>
-      <w:color w:val="E36C0A" w:themeColor="accent6" w:themeShade="BF"/>
+      <w:color w:val="000000"/>
     </w:rPr>
     <w:tblPr>
       <w:tblStyleRowBandSize w:val="1"/>
@@ -4535,7 +4536,7 @@
       <w:rPr>
         <w:b/>
         <w:bCs/>
-        <w:color w:val="FFFFFF" w:themeColor="background1"/>
+        <w:color w:val="000000"/>
       </w:rPr>
       <w:tblPr/>
       <w:tcPr>
@@ -4627,7 +4628,7 @@
       <w:rPr>
         <w:b/>
         <w:bCs/>
-        <w:color w:val="FFFFFF" w:themeColor="background1"/>
+        <w:color w:val="000000"/>
       </w:rPr>
       <w:tblPr/>
       <w:tcPr>
@@ -4719,7 +4720,7 @@
       <w:rPr>
         <w:b/>
         <w:bCs/>
-        <w:color w:val="FFFFFF" w:themeColor="background1"/>
+        <w:color w:val="000000"/>
       </w:rPr>
       <w:tblPr/>
       <w:tcPr>
@@ -4811,7 +4812,7 @@
       <w:rPr>
         <w:b/>
         <w:bCs/>
-        <w:color w:val="FFFFFF" w:themeColor="background1"/>
+        <w:color w:val="000000"/>
       </w:rPr>
       <w:tblPr/>
       <w:tcPr>
@@ -4903,7 +4904,7 @@
       <w:rPr>
         <w:b/>
         <w:bCs/>
-        <w:color w:val="FFFFFF" w:themeColor="background1"/>
+        <w:color w:val="000000"/>
       </w:rPr>
       <w:tblPr/>
       <w:tcPr>
@@ -4995,7 +4996,7 @@
       <w:rPr>
         <w:b/>
         <w:bCs/>
-        <w:color w:val="FFFFFF" w:themeColor="background1"/>
+        <w:color w:val="000000"/>
       </w:rPr>
       <w:tblPr/>
       <w:tcPr>
@@ -5087,7 +5088,7 @@
       <w:rPr>
         <w:b/>
         <w:bCs/>
-        <w:color w:val="FFFFFF" w:themeColor="background1"/>
+        <w:color w:val="000000"/>
       </w:rPr>
       <w:tblPr/>
       <w:tcPr>
@@ -6090,7 +6091,7 @@
       <w:rPr>
         <w:b/>
         <w:bCs/>
-        <w:color w:val="FFFFFF" w:themeColor="background1"/>
+        <w:color w:val="000000"/>
       </w:rPr>
       <w:tblPr/>
       <w:tcPr>
@@ -6196,7 +6197,7 @@
       <w:rPr>
         <w:b/>
         <w:bCs/>
-        <w:color w:val="FFFFFF" w:themeColor="background1"/>
+        <w:color w:val="000000"/>
       </w:rPr>
       <w:tblPr/>
       <w:tcPr>
@@ -6302,7 +6303,7 @@
       <w:rPr>
         <w:b/>
         <w:bCs/>
-        <w:color w:val="FFFFFF" w:themeColor="background1"/>
+        <w:color w:val="000000"/>
       </w:rPr>
       <w:tblPr/>
       <w:tcPr>
@@ -6408,7 +6409,7 @@
       <w:rPr>
         <w:b/>
         <w:bCs/>
-        <w:color w:val="FFFFFF" w:themeColor="background1"/>
+        <w:color w:val="000000"/>
       </w:rPr>
       <w:tblPr/>
       <w:tcPr>
@@ -6514,7 +6515,7 @@
       <w:rPr>
         <w:b/>
         <w:bCs/>
-        <w:color w:val="FFFFFF" w:themeColor="background1"/>
+        <w:color w:val="000000"/>
       </w:rPr>
       <w:tblPr/>
       <w:tcPr>
@@ -6620,7 +6621,7 @@
       <w:rPr>
         <w:b/>
         <w:bCs/>
-        <w:color w:val="FFFFFF" w:themeColor="background1"/>
+        <w:color w:val="000000"/>
       </w:rPr>
       <w:tblPr/>
       <w:tcPr>
@@ -6726,7 +6727,7 @@
       <w:rPr>
         <w:b/>
         <w:bCs/>
-        <w:color w:val="FFFFFF" w:themeColor="background1"/>
+        <w:color w:val="000000"/>
       </w:rPr>
       <w:tblPr/>
       <w:tcPr>
@@ -6829,7 +6830,7 @@
       <w:rPr>
         <w:b/>
         <w:bCs/>
-        <w:color w:val="FFFFFF" w:themeColor="background1"/>
+        <w:color w:val="000000"/>
       </w:rPr>
       <w:tblPr/>
       <w:tcPr>
@@ -6849,7 +6850,7 @@
         <w:spacing w:before="0" w:after="0" w:line="240" w:lineRule="auto"/>
       </w:pPr>
       <w:rPr>
-        <w:color w:val="auto"/>
+        <w:color w:val="000000"/>
       </w:rPr>
       <w:tblPr/>
       <w:tcPr>
@@ -6868,7 +6869,7 @@
       <w:rPr>
         <w:b/>
         <w:bCs/>
-        <w:color w:val="FFFFFF" w:themeColor="background1"/>
+        <w:color w:val="000000"/>
       </w:rPr>
       <w:tblPr/>
       <w:tcPr>
@@ -6887,7 +6888,7 @@
       <w:rPr>
         <w:b/>
         <w:bCs/>
-        <w:color w:val="FFFFFF" w:themeColor="background1"/>
+        <w:color w:val="000000"/>
       </w:rPr>
       <w:tblPr/>
       <w:tcPr>
@@ -6933,7 +6934,7 @@
     </w:tblStylePr>
     <w:tblStylePr w:type="nwCell">
       <w:rPr>
-        <w:color w:val="FFFFFF" w:themeColor="background1"/>
+        <w:color w:val="000000"/>
       </w:rPr>
       <w:tblPr/>
       <w:tcPr>
@@ -6978,7 +6979,7 @@
       <w:rPr>
         <w:b/>
         <w:bCs/>
-        <w:color w:val="FFFFFF" w:themeColor="background1"/>
+        <w:color w:val="000000"/>
       </w:rPr>
       <w:tblPr/>
       <w:tcPr>
@@ -6998,7 +6999,7 @@
         <w:spacing w:before="0" w:after="0" w:line="240" w:lineRule="auto"/>
       </w:pPr>
       <w:rPr>
-        <w:color w:val="auto"/>
+        <w:color w:val="000000"/>
       </w:rPr>
       <w:tblPr/>
       <w:tcPr>
@@ -7017,7 +7018,7 @@
       <w:rPr>
         <w:b/>
         <w:bCs/>
-        <w:color w:val="FFFFFF" w:themeColor="background1"/>
+        <w:color w:val="000000"/>
       </w:rPr>
       <w:tblPr/>
       <w:tcPr>
@@ -7036,7 +7037,7 @@
       <w:rPr>
         <w:b/>
         <w:bCs/>
-        <w:color w:val="FFFFFF" w:themeColor="background1"/>
+        <w:color w:val="000000"/>
       </w:rPr>
       <w:tblPr/>
       <w:tcPr>
@@ -7082,7 +7083,7 @@
     </w:tblStylePr>
     <w:tblStylePr w:type="nwCell">
       <w:rPr>
-        <w:color w:val="FFFFFF" w:themeColor="background1"/>
+        <w:color w:val="000000"/>
       </w:rPr>
       <w:tblPr/>
       <w:tcPr>
@@ -7127,7 +7128,7 @@
       <w:rPr>
         <w:b/>
         <w:bCs/>
-        <w:color w:val="FFFFFF" w:themeColor="background1"/>
+        <w:color w:val="000000"/>
       </w:rPr>
       <w:tblPr/>
       <w:tcPr>
@@ -7147,7 +7148,7 @@
         <w:spacing w:before="0" w:after="0" w:line="240" w:lineRule="auto"/>
       </w:pPr>
       <w:rPr>
-        <w:color w:val="auto"/>
+        <w:color w:val="000000"/>
       </w:rPr>
       <w:tblPr/>
       <w:tcPr>
@@ -7166,7 +7167,7 @@
       <w:rPr>
         <w:b/>
         <w:bCs/>
-        <w:color w:val="FFFFFF" w:themeColor="background1"/>
+        <w:color w:val="000000"/>
       </w:rPr>
       <w:tblPr/>
       <w:tcPr>
@@ -7185,7 +7186,7 @@
       <w:rPr>
         <w:b/>
         <w:bCs/>
-        <w:color w:val="FFFFFF" w:themeColor="background1"/>
+        <w:color w:val="000000"/>
       </w:rPr>
       <w:tblPr/>
       <w:tcPr>
@@ -7231,7 +7232,7 @@
     </w:tblStylePr>
     <w:tblStylePr w:type="nwCell">
       <w:rPr>
-        <w:color w:val="FFFFFF" w:themeColor="background1"/>
+        <w:color w:val="000000"/>
       </w:rPr>
       <w:tblPr/>
       <w:tcPr>
@@ -7276,7 +7277,7 @@
       <w:rPr>
         <w:b/>
         <w:bCs/>
-        <w:color w:val="FFFFFF" w:themeColor="background1"/>
+        <w:color w:val="000000"/>
       </w:rPr>
       <w:tblPr/>
       <w:tcPr>
@@ -7296,7 +7297,7 @@
         <w:spacing w:before="0" w:after="0" w:line="240" w:lineRule="auto"/>
       </w:pPr>
       <w:rPr>
-        <w:color w:val="auto"/>
+        <w:color w:val="000000"/>
       </w:rPr>
       <w:tblPr/>
       <w:tcPr>
@@ -7315,7 +7316,7 @@
       <w:rPr>
         <w:b/>
         <w:bCs/>
-        <w:color w:val="FFFFFF" w:themeColor="background1"/>
+        <w:color w:val="000000"/>
       </w:rPr>
       <w:tblPr/>
       <w:tcPr>
@@ -7334,7 +7335,7 @@
       <w:rPr>
         <w:b/>
         <w:bCs/>
-        <w:color w:val="FFFFFF" w:themeColor="background1"/>
+        <w:color w:val="000000"/>
       </w:rPr>
       <w:tblPr/>
       <w:tcPr>
@@ -7380,7 +7381,7 @@
     </w:tblStylePr>
     <w:tblStylePr w:type="nwCell">
       <w:rPr>
-        <w:color w:val="FFFFFF" w:themeColor="background1"/>
+        <w:color w:val="000000"/>
       </w:rPr>
       <w:tblPr/>
       <w:tcPr>
@@ -7425,7 +7426,7 @@
       <w:rPr>
         <w:b/>
         <w:bCs/>
-        <w:color w:val="FFFFFF" w:themeColor="background1"/>
+        <w:color w:val="000000"/>
       </w:rPr>
       <w:tblPr/>
       <w:tcPr>
@@ -7445,7 +7446,7 @@
         <w:spacing w:before="0" w:after="0" w:line="240" w:lineRule="auto"/>
       </w:pPr>
       <w:rPr>
-        <w:color w:val="auto"/>
+        <w:color w:val="000000"/>
       </w:rPr>
       <w:tblPr/>
       <w:tcPr>
@@ -7464,7 +7465,7 @@
       <w:rPr>
         <w:b/>
         <w:bCs/>
-        <w:color w:val="FFFFFF" w:themeColor="background1"/>
+        <w:color w:val="000000"/>
       </w:rPr>
       <w:tblPr/>
       <w:tcPr>
@@ -7483,7 +7484,7 @@
       <w:rPr>
         <w:b/>
         <w:bCs/>
-        <w:color w:val="FFFFFF" w:themeColor="background1"/>
+        <w:color w:val="000000"/>
       </w:rPr>
       <w:tblPr/>
       <w:tcPr>
@@ -7529,7 +7530,7 @@
     </w:tblStylePr>
     <w:tblStylePr w:type="nwCell">
       <w:rPr>
-        <w:color w:val="FFFFFF" w:themeColor="background1"/>
+        <w:color w:val="000000"/>
       </w:rPr>
       <w:tblPr/>
       <w:tcPr>
@@ -7574,7 +7575,7 @@
       <w:rPr>
         <w:b/>
         <w:bCs/>
-        <w:color w:val="FFFFFF" w:themeColor="background1"/>
+        <w:color w:val="000000"/>
       </w:rPr>
       <w:tblPr/>
       <w:tcPr>
@@ -7594,7 +7595,7 @@
         <w:spacing w:before="0" w:after="0" w:line="240" w:lineRule="auto"/>
       </w:pPr>
       <w:rPr>
-        <w:color w:val="auto"/>
+        <w:color w:val="000000"/>
       </w:rPr>
       <w:tblPr/>
       <w:tcPr>
@@ -7613,7 +7614,7 @@
       <w:rPr>
         <w:b/>
         <w:bCs/>
-        <w:color w:val="FFFFFF" w:themeColor="background1"/>
+        <w:color w:val="000000"/>
       </w:rPr>
       <w:tblPr/>
       <w:tcPr>
@@ -7632,7 +7633,7 @@
       <w:rPr>
         <w:b/>
         <w:bCs/>
-        <w:color w:val="FFFFFF" w:themeColor="background1"/>
+        <w:color w:val="000000"/>
       </w:rPr>
       <w:tblPr/>
       <w:tcPr>
@@ -7678,7 +7679,7 @@
     </w:tblStylePr>
     <w:tblStylePr w:type="nwCell">
       <w:rPr>
-        <w:color w:val="FFFFFF" w:themeColor="background1"/>
+        <w:color w:val="000000"/>
       </w:rPr>
       <w:tblPr/>
       <w:tcPr>
@@ -7723,7 +7724,7 @@
       <w:rPr>
         <w:b/>
         <w:bCs/>
-        <w:color w:val="FFFFFF" w:themeColor="background1"/>
+        <w:color w:val="000000"/>
       </w:rPr>
       <w:tblPr/>
       <w:tcPr>
@@ -7743,7 +7744,7 @@
         <w:spacing w:before="0" w:after="0" w:line="240" w:lineRule="auto"/>
       </w:pPr>
       <w:rPr>
-        <w:color w:val="auto"/>
+        <w:color w:val="000000"/>
       </w:rPr>
       <w:tblPr/>
       <w:tcPr>
@@ -7762,7 +7763,7 @@
       <w:rPr>
         <w:b/>
         <w:bCs/>
-        <w:color w:val="FFFFFF" w:themeColor="background1"/>
+        <w:color w:val="000000"/>
       </w:rPr>
       <w:tblPr/>
       <w:tcPr>
@@ -7781,7 +7782,7 @@
       <w:rPr>
         <w:b/>
         <w:bCs/>
-        <w:color w:val="FFFFFF" w:themeColor="background1"/>
+        <w:color w:val="000000"/>
       </w:rPr>
       <w:tblPr/>
       <w:tcPr>
@@ -7827,7 +7828,7 @@
     </w:tblStylePr>
     <w:tblStylePr w:type="nwCell">
       <w:rPr>
-        <w:color w:val="FFFFFF" w:themeColor="background1"/>
+        <w:color w:val="000000"/>
       </w:rPr>
       <w:tblPr/>
       <w:tcPr>
@@ -7851,7 +7852,7 @@
       <w:spacing w:after="0" w:line="240" w:lineRule="auto"/>
     </w:pPr>
     <w:rPr>
-      <w:color w:val="000000" w:themeColor="text1"/>
+      <w:color w:val="000000"/>
     </w:rPr>
     <w:tblPr>
       <w:tblStyleRowBandSize w:val="1"/>
@@ -7884,7 +7885,7 @@
       <w:rPr>
         <w:b/>
         <w:bCs/>
-        <w:color w:val="1F497D" w:themeColor="text2"/>
+        <w:color w:val="000000"/>
       </w:rPr>
       <w:tblPr/>
       <w:tcPr>
@@ -7935,7 +7936,7 @@
       <w:spacing w:after="0" w:line="240" w:lineRule="auto"/>
     </w:pPr>
     <w:rPr>
-      <w:color w:val="000000" w:themeColor="text1"/>
+      <w:color w:val="000000"/>
     </w:rPr>
     <w:tblPr>
       <w:tblStyleRowBandSize w:val="1"/>
@@ -7968,7 +7969,7 @@
       <w:rPr>
         <w:b/>
         <w:bCs/>
-        <w:color w:val="1F497D" w:themeColor="text2"/>
+        <w:color w:val="000000"/>
       </w:rPr>
       <w:tblPr/>
       <w:tcPr>
@@ -8019,7 +8020,7 @@
       <w:spacing w:after="0" w:line="240" w:lineRule="auto"/>
     </w:pPr>
     <w:rPr>
-      <w:color w:val="000000" w:themeColor="text1"/>
+      <w:color w:val="000000"/>
     </w:rPr>
     <w:tblPr>
       <w:tblStyleRowBandSize w:val="1"/>
@@ -8052,7 +8053,7 @@
       <w:rPr>
         <w:b/>
         <w:bCs/>
-        <w:color w:val="1F497D" w:themeColor="text2"/>
+        <w:color w:val="000000"/>
       </w:rPr>
       <w:tblPr/>
       <w:tcPr>
@@ -8103,7 +8104,7 @@
       <w:spacing w:after="0" w:line="240" w:lineRule="auto"/>
     </w:pPr>
     <w:rPr>
-      <w:color w:val="000000" w:themeColor="text1"/>
+      <w:color w:val="000000"/>
     </w:rPr>
     <w:tblPr>
       <w:tblStyleRowBandSize w:val="1"/>
@@ -8136,7 +8137,7 @@
       <w:rPr>
         <w:b/>
         <w:bCs/>
-        <w:color w:val="1F497D" w:themeColor="text2"/>
+        <w:color w:val="000000"/>
       </w:rPr>
       <w:tblPr/>
       <w:tcPr>
@@ -8187,7 +8188,7 @@
       <w:spacing w:after="0" w:line="240" w:lineRule="auto"/>
     </w:pPr>
     <w:rPr>
-      <w:color w:val="000000" w:themeColor="text1"/>
+      <w:color w:val="000000"/>
     </w:rPr>
     <w:tblPr>
       <w:tblStyleRowBandSize w:val="1"/>
@@ -8220,7 +8221,7 @@
       <w:rPr>
         <w:b/>
         <w:bCs/>
-        <w:color w:val="1F497D" w:themeColor="text2"/>
+        <w:color w:val="000000"/>
       </w:rPr>
       <w:tblPr/>
       <w:tcPr>
@@ -8271,7 +8272,7 @@
       <w:spacing w:after="0" w:line="240" w:lineRule="auto"/>
     </w:pPr>
     <w:rPr>
-      <w:color w:val="000000" w:themeColor="text1"/>
+      <w:color w:val="000000"/>
     </w:rPr>
     <w:tblPr>
       <w:tblStyleRowBandSize w:val="1"/>
@@ -8304,7 +8305,7 @@
       <w:rPr>
         <w:b/>
         <w:bCs/>
-        <w:color w:val="1F497D" w:themeColor="text2"/>
+        <w:color w:val="000000"/>
       </w:rPr>
       <w:tblPr/>
       <w:tcPr>
@@ -8355,7 +8356,7 @@
       <w:spacing w:after="0" w:line="240" w:lineRule="auto"/>
     </w:pPr>
     <w:rPr>
-      <w:color w:val="000000" w:themeColor="text1"/>
+      <w:color w:val="000000"/>
     </w:rPr>
     <w:tblPr>
       <w:tblStyleRowBandSize w:val="1"/>
@@ -8388,7 +8389,7 @@
       <w:rPr>
         <w:b/>
         <w:bCs/>
-        <w:color w:val="1F497D" w:themeColor="text2"/>
+        <w:color w:val="000000"/>
       </w:rPr>
       <w:tblPr/>
       <w:tcPr>
@@ -8440,7 +8441,7 @@
     </w:pPr>
     <w:rPr>
       <w:rFonts w:asciiTheme="majorHAnsi" w:eastAsiaTheme="majorEastAsia" w:hAnsiTheme="majorHAnsi" w:cstheme="majorBidi"/>
-      <w:color w:val="000000" w:themeColor="text1"/>
+      <w:color w:val="000000"/>
     </w:rPr>
     <w:tblPr>
       <w:tblStyleRowBandSize w:val="1"/>
@@ -8568,7 +8569,7 @@
     </w:pPr>
     <w:rPr>
       <w:rFonts w:asciiTheme="majorHAnsi" w:eastAsiaTheme="majorEastAsia" w:hAnsiTheme="majorHAnsi" w:cstheme="majorBidi"/>
-      <w:color w:val="000000" w:themeColor="text1"/>
+      <w:color w:val="000000"/>
     </w:rPr>
     <w:tblPr>
       <w:tblStyleRowBandSize w:val="1"/>
@@ -8696,7 +8697,7 @@
     </w:pPr>
     <w:rPr>
       <w:rFonts w:asciiTheme="majorHAnsi" w:eastAsiaTheme="majorEastAsia" w:hAnsiTheme="majorHAnsi" w:cstheme="majorBidi"/>
-      <w:color w:val="000000" w:themeColor="text1"/>
+      <w:color w:val="000000"/>
     </w:rPr>
     <w:tblPr>
       <w:tblStyleRowBandSize w:val="1"/>
@@ -8824,7 +8825,7 @@
     </w:pPr>
     <w:rPr>
       <w:rFonts w:asciiTheme="majorHAnsi" w:eastAsiaTheme="majorEastAsia" w:hAnsiTheme="majorHAnsi" w:cstheme="majorBidi"/>
-      <w:color w:val="000000" w:themeColor="text1"/>
+      <w:color w:val="000000"/>
     </w:rPr>
     <w:tblPr>
       <w:tblStyleRowBandSize w:val="1"/>
@@ -8952,7 +8953,7 @@
     </w:pPr>
     <w:rPr>
       <w:rFonts w:asciiTheme="majorHAnsi" w:eastAsiaTheme="majorEastAsia" w:hAnsiTheme="majorHAnsi" w:cstheme="majorBidi"/>
-      <w:color w:val="000000" w:themeColor="text1"/>
+      <w:color w:val="000000"/>
     </w:rPr>
     <w:tblPr>
       <w:tblStyleRowBandSize w:val="1"/>
@@ -9080,7 +9081,7 @@
     </w:pPr>
     <w:rPr>
       <w:rFonts w:asciiTheme="majorHAnsi" w:eastAsiaTheme="majorEastAsia" w:hAnsiTheme="majorHAnsi" w:cstheme="majorBidi"/>
-      <w:color w:val="000000" w:themeColor="text1"/>
+      <w:color w:val="000000"/>
     </w:rPr>
     <w:tblPr>
       <w:tblStyleRowBandSize w:val="1"/>
@@ -9208,7 +9209,7 @@
     </w:pPr>
     <w:rPr>
       <w:rFonts w:asciiTheme="majorHAnsi" w:eastAsiaTheme="majorEastAsia" w:hAnsiTheme="majorHAnsi" w:cstheme="majorBidi"/>
-      <w:color w:val="000000" w:themeColor="text1"/>
+      <w:color w:val="000000"/>
     </w:rPr>
     <w:tblPr>
       <w:tblStyleRowBandSize w:val="1"/>
@@ -9847,7 +9848,7 @@
     </w:pPr>
     <w:rPr>
       <w:rFonts w:asciiTheme="majorHAnsi" w:eastAsiaTheme="majorEastAsia" w:hAnsiTheme="majorHAnsi" w:cstheme="majorBidi"/>
-      <w:color w:val="000000" w:themeColor="text1"/>
+      <w:color w:val="000000"/>
     </w:rPr>
     <w:tblPr>
       <w:tblStyleRowBandSize w:val="1"/>
@@ -9875,7 +9876,7 @@
       <w:rPr>
         <w:b/>
         <w:bCs/>
-        <w:color w:val="000000" w:themeColor="text1"/>
+        <w:color w:val="000000"/>
       </w:rPr>
       <w:tblPr/>
       <w:tcPr>
@@ -9886,7 +9887,7 @@
       <w:rPr>
         <w:b/>
         <w:bCs/>
-        <w:color w:val="000000" w:themeColor="text1"/>
+        <w:color w:val="000000"/>
       </w:rPr>
       <w:tblPr/>
       <w:tcPr>
@@ -9905,7 +9906,7 @@
       <w:rPr>
         <w:b/>
         <w:bCs/>
-        <w:color w:val="000000" w:themeColor="text1"/>
+        <w:color w:val="000000"/>
       </w:rPr>
       <w:tblPr/>
       <w:tcPr>
@@ -9924,7 +9925,7 @@
       <w:rPr>
         <w:b w:val="0"/>
         <w:bCs w:val="0"/>
-        <w:color w:val="000000" w:themeColor="text1"/>
+        <w:color w:val="000000"/>
       </w:rPr>
       <w:tblPr/>
       <w:tcPr>
@@ -9972,7 +9973,7 @@
     </w:pPr>
     <w:rPr>
       <w:rFonts w:asciiTheme="majorHAnsi" w:eastAsiaTheme="majorEastAsia" w:hAnsiTheme="majorHAnsi" w:cstheme="majorBidi"/>
-      <w:color w:val="000000" w:themeColor="text1"/>
+      <w:color w:val="000000"/>
     </w:rPr>
     <w:tblPr>
       <w:tblStyleRowBandSize w:val="1"/>
@@ -10000,7 +10001,7 @@
       <w:rPr>
         <w:b/>
         <w:bCs/>
-        <w:color w:val="000000" w:themeColor="text1"/>
+        <w:color w:val="000000"/>
       </w:rPr>
       <w:tblPr/>
       <w:tcPr>
@@ -10011,7 +10012,7 @@
       <w:rPr>
         <w:b/>
         <w:bCs/>
-        <w:color w:val="000000" w:themeColor="text1"/>
+        <w:color w:val="000000"/>
       </w:rPr>
       <w:tblPr/>
       <w:tcPr>
@@ -10030,7 +10031,7 @@
       <w:rPr>
         <w:b/>
         <w:bCs/>
-        <w:color w:val="000000" w:themeColor="text1"/>
+        <w:color w:val="000000"/>
       </w:rPr>
       <w:tblPr/>
       <w:tcPr>
@@ -10049,7 +10050,7 @@
       <w:rPr>
         <w:b w:val="0"/>
         <w:bCs w:val="0"/>
-        <w:color w:val="000000" w:themeColor="text1"/>
+        <w:color w:val="000000"/>
       </w:rPr>
       <w:tblPr/>
       <w:tcPr>
@@ -10097,7 +10098,7 @@
     </w:pPr>
     <w:rPr>
       <w:rFonts w:asciiTheme="majorHAnsi" w:eastAsiaTheme="majorEastAsia" w:hAnsiTheme="majorHAnsi" w:cstheme="majorBidi"/>
-      <w:color w:val="000000" w:themeColor="text1"/>
+      <w:color w:val="000000"/>
     </w:rPr>
     <w:tblPr>
       <w:tblStyleRowBandSize w:val="1"/>
@@ -10125,7 +10126,7 @@
       <w:rPr>
         <w:b/>
         <w:bCs/>
-        <w:color w:val="000000" w:themeColor="text1"/>
+        <w:color w:val="000000"/>
       </w:rPr>
       <w:tblPr/>
       <w:tcPr>
@@ -10136,7 +10137,7 @@
       <w:rPr>
         <w:b/>
         <w:bCs/>
-        <w:color w:val="000000" w:themeColor="text1"/>
+        <w:color w:val="000000"/>
       </w:rPr>
       <w:tblPr/>
       <w:tcPr>
@@ -10155,7 +10156,7 @@
       <w:rPr>
         <w:b/>
         <w:bCs/>
-        <w:color w:val="000000" w:themeColor="text1"/>
+        <w:color w:val="000000"/>
       </w:rPr>
       <w:tblPr/>
       <w:tcPr>
@@ -10174,7 +10175,7 @@
       <w:rPr>
         <w:b w:val="0"/>
         <w:bCs w:val="0"/>
-        <w:color w:val="000000" w:themeColor="text1"/>
+        <w:color w:val="000000"/>
       </w:rPr>
       <w:tblPr/>
       <w:tcPr>
@@ -10222,7 +10223,7 @@
     </w:pPr>
     <w:rPr>
       <w:rFonts w:asciiTheme="majorHAnsi" w:eastAsiaTheme="majorEastAsia" w:hAnsiTheme="majorHAnsi" w:cstheme="majorBidi"/>
-      <w:color w:val="000000" w:themeColor="text1"/>
+      <w:color w:val="000000"/>
     </w:rPr>
     <w:tblPr>
       <w:tblStyleRowBandSize w:val="1"/>
@@ -10250,7 +10251,7 @@
       <w:rPr>
         <w:b/>
         <w:bCs/>
-        <w:color w:val="000000" w:themeColor="text1"/>
+        <w:color w:val="000000"/>
       </w:rPr>
       <w:tblPr/>
       <w:tcPr>
@@ -10261,7 +10262,7 @@
       <w:rPr>
         <w:b/>
         <w:bCs/>
-        <w:color w:val="000000" w:themeColor="text1"/>
+        <w:color w:val="000000"/>
       </w:rPr>
       <w:tblPr/>
       <w:tcPr>
@@ -10280,7 +10281,7 @@
       <w:rPr>
         <w:b/>
         <w:bCs/>
-        <w:color w:val="000000" w:themeColor="text1"/>
+        <w:color w:val="000000"/>
       </w:rPr>
       <w:tblPr/>
       <w:tcPr>
@@ -10299,7 +10300,7 @@
       <w:rPr>
         <w:b w:val="0"/>
         <w:bCs w:val="0"/>
-        <w:color w:val="000000" w:themeColor="text1"/>
+        <w:color w:val="000000"/>
       </w:rPr>
       <w:tblPr/>
       <w:tcPr>
@@ -10347,7 +10348,7 @@
     </w:pPr>
     <w:rPr>
       <w:rFonts w:asciiTheme="majorHAnsi" w:eastAsiaTheme="majorEastAsia" w:hAnsiTheme="majorHAnsi" w:cstheme="majorBidi"/>
-      <w:color w:val="000000" w:themeColor="text1"/>
+      <w:color w:val="000000"/>
     </w:rPr>
     <w:tblPr>
       <w:tblStyleRowBandSize w:val="1"/>
@@ -10375,7 +10376,7 @@
       <w:rPr>
         <w:b/>
         <w:bCs/>
-        <w:color w:val="000000" w:themeColor="text1"/>
+        <w:color w:val="000000"/>
       </w:rPr>
       <w:tblPr/>
       <w:tcPr>
@@ -10386,7 +10387,7 @@
       <w:rPr>
         <w:b/>
         <w:bCs/>
-        <w:color w:val="000000" w:themeColor="text1"/>
+        <w:color w:val="000000"/>
       </w:rPr>
       <w:tblPr/>
       <w:tcPr>
@@ -10405,7 +10406,7 @@
       <w:rPr>
         <w:b/>
         <w:bCs/>
-        <w:color w:val="000000" w:themeColor="text1"/>
+        <w:color w:val="000000"/>
       </w:rPr>
       <w:tblPr/>
       <w:tcPr>
@@ -10424,7 +10425,7 @@
       <w:rPr>
         <w:b w:val="0"/>
         <w:bCs w:val="0"/>
-        <w:color w:val="000000" w:themeColor="text1"/>
+        <w:color w:val="000000"/>
       </w:rPr>
       <w:tblPr/>
       <w:tcPr>
@@ -10472,7 +10473,7 @@
     </w:pPr>
     <w:rPr>
       <w:rFonts w:asciiTheme="majorHAnsi" w:eastAsiaTheme="majorEastAsia" w:hAnsiTheme="majorHAnsi" w:cstheme="majorBidi"/>
-      <w:color w:val="000000" w:themeColor="text1"/>
+      <w:color w:val="000000"/>
     </w:rPr>
     <w:tblPr>
       <w:tblStyleRowBandSize w:val="1"/>
@@ -10500,7 +10501,7 @@
       <w:rPr>
         <w:b/>
         <w:bCs/>
-        <w:color w:val="000000" w:themeColor="text1"/>
+        <w:color w:val="000000"/>
       </w:rPr>
       <w:tblPr/>
       <w:tcPr>
@@ -10511,7 +10512,7 @@
       <w:rPr>
         <w:b/>
         <w:bCs/>
-        <w:color w:val="000000" w:themeColor="text1"/>
+        <w:color w:val="000000"/>
       </w:rPr>
       <w:tblPr/>
       <w:tcPr>
@@ -10530,7 +10531,7 @@
       <w:rPr>
         <w:b/>
         <w:bCs/>
-        <w:color w:val="000000" w:themeColor="text1"/>
+        <w:color w:val="000000"/>
       </w:rPr>
       <w:tblPr/>
       <w:tcPr>
@@ -10549,7 +10550,7 @@
       <w:rPr>
         <w:b w:val="0"/>
         <w:bCs w:val="0"/>
-        <w:color w:val="000000" w:themeColor="text1"/>
+        <w:color w:val="000000"/>
       </w:rPr>
       <w:tblPr/>
       <w:tcPr>
@@ -10597,7 +10598,7 @@
     </w:pPr>
     <w:rPr>
       <w:rFonts w:asciiTheme="majorHAnsi" w:eastAsiaTheme="majorEastAsia" w:hAnsiTheme="majorHAnsi" w:cstheme="majorBidi"/>
-      <w:color w:val="000000" w:themeColor="text1"/>
+      <w:color w:val="000000"/>
     </w:rPr>
     <w:tblPr>
       <w:tblStyleRowBandSize w:val="1"/>
@@ -10625,7 +10626,7 @@
       <w:rPr>
         <w:b/>
         <w:bCs/>
-        <w:color w:val="000000" w:themeColor="text1"/>
+        <w:color w:val="000000"/>
       </w:rPr>
       <w:tblPr/>
       <w:tcPr>
@@ -10636,7 +10637,7 @@
       <w:rPr>
         <w:b/>
         <w:bCs/>
-        <w:color w:val="000000" w:themeColor="text1"/>
+        <w:color w:val="000000"/>
       </w:rPr>
       <w:tblPr/>
       <w:tcPr>
@@ -10655,7 +10656,7 @@
       <w:rPr>
         <w:b/>
         <w:bCs/>
-        <w:color w:val="000000" w:themeColor="text1"/>
+        <w:color w:val="000000"/>
       </w:rPr>
       <w:tblPr/>
       <w:tcPr>
@@ -10674,7 +10675,7 @@
       <w:rPr>
         <w:b w:val="0"/>
         <w:bCs w:val="0"/>
-        <w:color w:val="000000" w:themeColor="text1"/>
+        <w:color w:val="000000"/>
       </w:rPr>
       <w:tblPr/>
       <w:tcPr>
@@ -10748,7 +10749,7 @@
         <w:bCs/>
         <w:i w:val="0"/>
         <w:iCs w:val="0"/>
-        <w:color w:val="FFFFFF" w:themeColor="background1"/>
+        <w:color w:val="000000"/>
       </w:rPr>
       <w:tblPr/>
       <w:tcPr>
@@ -10769,7 +10770,7 @@
         <w:bCs/>
         <w:i w:val="0"/>
         <w:iCs w:val="0"/>
-        <w:color w:val="FFFFFF" w:themeColor="background1"/>
+        <w:color w:val="000000"/>
       </w:rPr>
       <w:tblPr/>
       <w:tcPr>
@@ -10790,7 +10791,7 @@
         <w:bCs/>
         <w:i w:val="0"/>
         <w:iCs w:val="0"/>
-        <w:color w:val="FFFFFF" w:themeColor="background1"/>
+        <w:color w:val="000000"/>
       </w:rPr>
       <w:tblPr/>
       <w:tcPr>
@@ -10809,7 +10810,7 @@
         <w:bCs/>
         <w:i w:val="0"/>
         <w:iCs w:val="0"/>
-        <w:color w:val="FFFFFF" w:themeColor="background1"/>
+        <w:color w:val="000000"/>
       </w:rPr>
       <w:tblPr/>
       <w:tcPr>
@@ -10889,7 +10890,7 @@
         <w:bCs/>
         <w:i w:val="0"/>
         <w:iCs w:val="0"/>
-        <w:color w:val="FFFFFF" w:themeColor="background1"/>
+        <w:color w:val="000000"/>
       </w:rPr>
       <w:tblPr/>
       <w:tcPr>
@@ -10910,7 +10911,7 @@
         <w:bCs/>
         <w:i w:val="0"/>
         <w:iCs w:val="0"/>
-        <w:color w:val="FFFFFF" w:themeColor="background1"/>
+        <w:color w:val="000000"/>
       </w:rPr>
       <w:tblPr/>
       <w:tcPr>
@@ -10931,7 +10932,7 @@
         <w:bCs/>
         <w:i w:val="0"/>
         <w:iCs w:val="0"/>
-        <w:color w:val="FFFFFF" w:themeColor="background1"/>
+        <w:color w:val="000000"/>
       </w:rPr>
       <w:tblPr/>
       <w:tcPr>
@@ -10950,7 +10951,7 @@
         <w:bCs/>
         <w:i w:val="0"/>
         <w:iCs w:val="0"/>
-        <w:color w:val="FFFFFF" w:themeColor="background1"/>
+        <w:color w:val="000000"/>
       </w:rPr>
       <w:tblPr/>
       <w:tcPr>
@@ -11030,7 +11031,7 @@
         <w:bCs/>
         <w:i w:val="0"/>
         <w:iCs w:val="0"/>
-        <w:color w:val="FFFFFF" w:themeColor="background1"/>
+        <w:color w:val="000000"/>
       </w:rPr>
       <w:tblPr/>
       <w:tcPr>
@@ -11051,7 +11052,7 @@
         <w:bCs/>
         <w:i w:val="0"/>
         <w:iCs w:val="0"/>
-        <w:color w:val="FFFFFF" w:themeColor="background1"/>
+        <w:color w:val="000000"/>
       </w:rPr>
       <w:tblPr/>
       <w:tcPr>
@@ -11072,7 +11073,7 @@
         <w:bCs/>
         <w:i w:val="0"/>
         <w:iCs w:val="0"/>
-        <w:color w:val="FFFFFF" w:themeColor="background1"/>
+        <w:color w:val="000000"/>
       </w:rPr>
       <w:tblPr/>
       <w:tcPr>
@@ -11091,7 +11092,7 @@
         <w:bCs/>
         <w:i w:val="0"/>
         <w:iCs w:val="0"/>
-        <w:color w:val="FFFFFF" w:themeColor="background1"/>
+        <w:color w:val="000000"/>
       </w:rPr>
       <w:tblPr/>
       <w:tcPr>
@@ -11171,7 +11172,7 @@
         <w:bCs/>
         <w:i w:val="0"/>
         <w:iCs w:val="0"/>
-        <w:color w:val="FFFFFF" w:themeColor="background1"/>
+        <w:color w:val="000000"/>
       </w:rPr>
       <w:tblPr/>
       <w:tcPr>
@@ -11192,7 +11193,7 @@
         <w:bCs/>
         <w:i w:val="0"/>
         <w:iCs w:val="0"/>
-        <w:color w:val="FFFFFF" w:themeColor="background1"/>
+        <w:color w:val="000000"/>
       </w:rPr>
       <w:tblPr/>
       <w:tcPr>
@@ -11213,7 +11214,7 @@
         <w:bCs/>
         <w:i w:val="0"/>
         <w:iCs w:val="0"/>
-        <w:color w:val="FFFFFF" w:themeColor="background1"/>
+        <w:color w:val="000000"/>
       </w:rPr>
       <w:tblPr/>
       <w:tcPr>
@@ -11232,7 +11233,7 @@
         <w:bCs/>
         <w:i w:val="0"/>
         <w:iCs w:val="0"/>
-        <w:color w:val="FFFFFF" w:themeColor="background1"/>
+        <w:color w:val="000000"/>
       </w:rPr>
       <w:tblPr/>
       <w:tcPr>
@@ -11312,7 +11313,7 @@
         <w:bCs/>
         <w:i w:val="0"/>
         <w:iCs w:val="0"/>
-        <w:color w:val="FFFFFF" w:themeColor="background1"/>
+        <w:color w:val="000000"/>
       </w:rPr>
       <w:tblPr/>
       <w:tcPr>
@@ -11333,7 +11334,7 @@
         <w:bCs/>
         <w:i w:val="0"/>
         <w:iCs w:val="0"/>
-        <w:color w:val="FFFFFF" w:themeColor="background1"/>
+        <w:color w:val="000000"/>
       </w:rPr>
       <w:tblPr/>
       <w:tcPr>
@@ -11354,7 +11355,7 @@
         <w:bCs/>
         <w:i w:val="0"/>
         <w:iCs w:val="0"/>
-        <w:color w:val="FFFFFF" w:themeColor="background1"/>
+        <w:color w:val="000000"/>
       </w:rPr>
       <w:tblPr/>
       <w:tcPr>
@@ -11373,7 +11374,7 @@
         <w:bCs/>
         <w:i w:val="0"/>
         <w:iCs w:val="0"/>
-        <w:color w:val="FFFFFF" w:themeColor="background1"/>
+        <w:color w:val="000000"/>
       </w:rPr>
       <w:tblPr/>
       <w:tcPr>
@@ -11453,7 +11454,7 @@
         <w:bCs/>
         <w:i w:val="0"/>
         <w:iCs w:val="0"/>
-        <w:color w:val="FFFFFF" w:themeColor="background1"/>
+        <w:color w:val="000000"/>
       </w:rPr>
       <w:tblPr/>
       <w:tcPr>
@@ -11474,7 +11475,7 @@
         <w:bCs/>
         <w:i w:val="0"/>
         <w:iCs w:val="0"/>
-        <w:color w:val="FFFFFF" w:themeColor="background1"/>
+        <w:color w:val="000000"/>
       </w:rPr>
       <w:tblPr/>
       <w:tcPr>
@@ -11495,7 +11496,7 @@
         <w:bCs/>
         <w:i w:val="0"/>
         <w:iCs w:val="0"/>
-        <w:color w:val="FFFFFF" w:themeColor="background1"/>
+        <w:color w:val="000000"/>
       </w:rPr>
       <w:tblPr/>
       <w:tcPr>
@@ -11514,7 +11515,7 @@
         <w:bCs/>
         <w:i w:val="0"/>
         <w:iCs w:val="0"/>
-        <w:color w:val="FFFFFF" w:themeColor="background1"/>
+        <w:color w:val="000000"/>
       </w:rPr>
       <w:tblPr/>
       <w:tcPr>
@@ -11594,7 +11595,7 @@
         <w:bCs/>
         <w:i w:val="0"/>
         <w:iCs w:val="0"/>
-        <w:color w:val="FFFFFF" w:themeColor="background1"/>
+        <w:color w:val="000000"/>
       </w:rPr>
       <w:tblPr/>
       <w:tcPr>
@@ -11615,7 +11616,7 @@
         <w:bCs/>
         <w:i w:val="0"/>
         <w:iCs w:val="0"/>
-        <w:color w:val="FFFFFF" w:themeColor="background1"/>
+        <w:color w:val="000000"/>
       </w:rPr>
       <w:tblPr/>
       <w:tcPr>
@@ -11636,7 +11637,7 @@
         <w:bCs/>
         <w:i w:val="0"/>
         <w:iCs w:val="0"/>
-        <w:color w:val="FFFFFF" w:themeColor="background1"/>
+        <w:color w:val="000000"/>
       </w:rPr>
       <w:tblPr/>
       <w:tcPr>
@@ -11655,7 +11656,7 @@
         <w:bCs/>
         <w:i w:val="0"/>
         <w:iCs w:val="0"/>
-        <w:color w:val="FFFFFF" w:themeColor="background1"/>
+        <w:color w:val="000000"/>
       </w:rPr>
       <w:tblPr/>
       <w:tcPr>
@@ -11708,7 +11709,7 @@
       <w:spacing w:after="0" w:line="240" w:lineRule="auto"/>
     </w:pPr>
     <w:rPr>
-      <w:color w:val="FFFFFF" w:themeColor="background1"/>
+      <w:color w:val="000000"/>
     </w:rPr>
     <w:tblPr>
       <w:tblStyleRowBandSize w:val="1"/>
@@ -11822,7 +11823,7 @@
       <w:spacing w:after="0" w:line="240" w:lineRule="auto"/>
     </w:pPr>
     <w:rPr>
-      <w:color w:val="FFFFFF" w:themeColor="background1"/>
+      <w:color w:val="000000"/>
     </w:rPr>
     <w:tblPr>
       <w:tblStyleRowBandSize w:val="1"/>
@@ -11936,7 +11937,7 @@
       <w:spacing w:after="0" w:line="240" w:lineRule="auto"/>
     </w:pPr>
     <w:rPr>
-      <w:color w:val="FFFFFF" w:themeColor="background1"/>
+      <w:color w:val="000000"/>
     </w:rPr>
     <w:tblPr>
       <w:tblStyleRowBandSize w:val="1"/>
@@ -12050,7 +12051,7 @@
       <w:spacing w:after="0" w:line="240" w:lineRule="auto"/>
     </w:pPr>
     <w:rPr>
-      <w:color w:val="FFFFFF" w:themeColor="background1"/>
+      <w:color w:val="000000"/>
     </w:rPr>
     <w:tblPr>
       <w:tblStyleRowBandSize w:val="1"/>
@@ -12164,7 +12165,7 @@
       <w:spacing w:after="0" w:line="240" w:lineRule="auto"/>
     </w:pPr>
     <w:rPr>
-      <w:color w:val="FFFFFF" w:themeColor="background1"/>
+      <w:color w:val="000000"/>
     </w:rPr>
     <w:tblPr>
       <w:tblStyleRowBandSize w:val="1"/>
@@ -12278,7 +12279,7 @@
       <w:spacing w:after="0" w:line="240" w:lineRule="auto"/>
     </w:pPr>
     <w:rPr>
-      <w:color w:val="FFFFFF" w:themeColor="background1"/>
+      <w:color w:val="000000"/>
     </w:rPr>
     <w:tblPr>
       <w:tblStyleRowBandSize w:val="1"/>
@@ -12392,7 +12393,7 @@
       <w:spacing w:after="0" w:line="240" w:lineRule="auto"/>
     </w:pPr>
     <w:rPr>
-      <w:color w:val="FFFFFF" w:themeColor="background1"/>
+      <w:color w:val="000000"/>
     </w:rPr>
     <w:tblPr>
       <w:tblStyleRowBandSize w:val="1"/>
@@ -12506,7 +12507,7 @@
       <w:spacing w:after="0" w:line="240" w:lineRule="auto"/>
     </w:pPr>
     <w:rPr>
-      <w:color w:val="000000" w:themeColor="text1"/>
+      <w:color w:val="000000"/>
     </w:rPr>
     <w:tblPr>
       <w:tblStyleRowBandSize w:val="1"/>
@@ -12552,7 +12553,7 @@
       <w:rPr>
         <w:b/>
         <w:bCs/>
-        <w:color w:val="FFFFFF" w:themeColor="background1"/>
+        <w:color w:val="000000"/>
       </w:rPr>
       <w:tblPr/>
       <w:tcPr>
@@ -12564,7 +12565,7 @@
     </w:tblStylePr>
     <w:tblStylePr w:type="firstCol">
       <w:rPr>
-        <w:color w:val="FFFFFF" w:themeColor="background1"/>
+        <w:color w:val="000000"/>
       </w:rPr>
       <w:tblPr/>
       <w:tcPr>
@@ -12581,7 +12582,7 @@
     </w:tblStylePr>
     <w:tblStylePr w:type="lastCol">
       <w:rPr>
-        <w:color w:val="FFFFFF" w:themeColor="background1"/>
+        <w:color w:val="000000"/>
       </w:rPr>
       <w:tblPr/>
       <w:tcPr>
@@ -12610,12 +12611,12 @@
     </w:tblStylePr>
     <w:tblStylePr w:type="neCell">
       <w:rPr>
-        <w:color w:val="000000" w:themeColor="text1"/>
+        <w:color w:val="000000"/>
       </w:rPr>
     </w:tblStylePr>
     <w:tblStylePr w:type="nwCell">
       <w:rPr>
-        <w:color w:val="000000" w:themeColor="text1"/>
+        <w:color w:val="000000"/>
       </w:rPr>
     </w:tblStylePr>
   </w:style>
@@ -12628,7 +12629,7 @@
       <w:spacing w:after="0" w:line="240" w:lineRule="auto"/>
     </w:pPr>
     <w:rPr>
-      <w:color w:val="000000" w:themeColor="text1"/>
+      <w:color w:val="000000"/>
     </w:rPr>
     <w:tblPr>
       <w:tblStyleRowBandSize w:val="1"/>
@@ -12674,7 +12675,7 @@
       <w:rPr>
         <w:b/>
         <w:bCs/>
-        <w:color w:val="FFFFFF" w:themeColor="background1"/>
+        <w:color w:val="000000"/>
       </w:rPr>
       <w:tblPr/>
       <w:tcPr>
@@ -12686,7 +12687,7 @@
     </w:tblStylePr>
     <w:tblStylePr w:type="firstCol">
       <w:rPr>
-        <w:color w:val="FFFFFF" w:themeColor="background1"/>
+        <w:color w:val="000000"/>
       </w:rPr>
       <w:tblPr/>
       <w:tcPr>
@@ -12703,7 +12704,7 @@
     </w:tblStylePr>
     <w:tblStylePr w:type="lastCol">
       <w:rPr>
-        <w:color w:val="FFFFFF" w:themeColor="background1"/>
+        <w:color w:val="000000"/>
       </w:rPr>
       <w:tblPr/>
       <w:tcPr>
@@ -12732,12 +12733,12 @@
     </w:tblStylePr>
     <w:tblStylePr w:type="neCell">
       <w:rPr>
-        <w:color w:val="000000" w:themeColor="text1"/>
+        <w:color w:val="000000"/>
       </w:rPr>
     </w:tblStylePr>
     <w:tblStylePr w:type="nwCell">
       <w:rPr>
-        <w:color w:val="000000" w:themeColor="text1"/>
+        <w:color w:val="000000"/>
       </w:rPr>
     </w:tblStylePr>
   </w:style>
@@ -12750,7 +12751,7 @@
       <w:spacing w:after="0" w:line="240" w:lineRule="auto"/>
     </w:pPr>
     <w:rPr>
-      <w:color w:val="000000" w:themeColor="text1"/>
+      <w:color w:val="000000"/>
     </w:rPr>
     <w:tblPr>
       <w:tblStyleRowBandSize w:val="1"/>
@@ -12796,7 +12797,7 @@
       <w:rPr>
         <w:b/>
         <w:bCs/>
-        <w:color w:val="FFFFFF" w:themeColor="background1"/>
+        <w:color w:val="000000"/>
       </w:rPr>
       <w:tblPr/>
       <w:tcPr>
@@ -12808,7 +12809,7 @@
     </w:tblStylePr>
     <w:tblStylePr w:type="firstCol">
       <w:rPr>
-        <w:color w:val="FFFFFF" w:themeColor="background1"/>
+        <w:color w:val="000000"/>
       </w:rPr>
       <w:tblPr/>
       <w:tcPr>
@@ -12825,7 +12826,7 @@
     </w:tblStylePr>
     <w:tblStylePr w:type="lastCol">
       <w:rPr>
-        <w:color w:val="FFFFFF" w:themeColor="background1"/>
+        <w:color w:val="000000"/>
       </w:rPr>
       <w:tblPr/>
       <w:tcPr>
@@ -12854,12 +12855,12 @@
     </w:tblStylePr>
     <w:tblStylePr w:type="neCell">
       <w:rPr>
-        <w:color w:val="000000" w:themeColor="text1"/>
+        <w:color w:val="000000"/>
       </w:rPr>
     </w:tblStylePr>
     <w:tblStylePr w:type="nwCell">
       <w:rPr>
-        <w:color w:val="000000" w:themeColor="text1"/>
+        <w:color w:val="000000"/>
       </w:rPr>
     </w:tblStylePr>
   </w:style>
@@ -12872,7 +12873,7 @@
       <w:spacing w:after="0" w:line="240" w:lineRule="auto"/>
     </w:pPr>
     <w:rPr>
-      <w:color w:val="000000" w:themeColor="text1"/>
+      <w:color w:val="000000"/>
     </w:rPr>
     <w:tblPr>
       <w:tblStyleRowBandSize w:val="1"/>
@@ -12918,7 +12919,7 @@
       <w:rPr>
         <w:b/>
         <w:bCs/>
-        <w:color w:val="FFFFFF" w:themeColor="background1"/>
+        <w:color w:val="000000"/>
       </w:rPr>
       <w:tblPr/>
       <w:tcPr>
@@ -12930,7 +12931,7 @@
     </w:tblStylePr>
     <w:tblStylePr w:type="firstCol">
       <w:rPr>
-        <w:color w:val="FFFFFF" w:themeColor="background1"/>
+        <w:color w:val="000000"/>
       </w:rPr>
       <w:tblPr/>
       <w:tcPr>
@@ -12947,7 +12948,7 @@
     </w:tblStylePr>
     <w:tblStylePr w:type="lastCol">
       <w:rPr>
-        <w:color w:val="FFFFFF" w:themeColor="background1"/>
+        <w:color w:val="000000"/>
       </w:rPr>
       <w:tblPr/>
       <w:tcPr>
@@ -12984,7 +12985,7 @@
       <w:spacing w:after="0" w:line="240" w:lineRule="auto"/>
     </w:pPr>
     <w:rPr>
-      <w:color w:val="000000" w:themeColor="text1"/>
+      <w:color w:val="000000"/>
     </w:rPr>
     <w:tblPr>
       <w:tblStyleRowBandSize w:val="1"/>
@@ -13030,7 +13031,7 @@
       <w:rPr>
         <w:b/>
         <w:bCs/>
-        <w:color w:val="FFFFFF" w:themeColor="background1"/>
+        <w:color w:val="000000"/>
       </w:rPr>
       <w:tblPr/>
       <w:tcPr>
@@ -13042,7 +13043,7 @@
     </w:tblStylePr>
     <w:tblStylePr w:type="firstCol">
       <w:rPr>
-        <w:color w:val="FFFFFF" w:themeColor="background1"/>
+        <w:color w:val="000000"/>
       </w:rPr>
       <w:tblPr/>
       <w:tcPr>
@@ -13059,7 +13060,7 @@
     </w:tblStylePr>
     <w:tblStylePr w:type="lastCol">
       <w:rPr>
-        <w:color w:val="FFFFFF" w:themeColor="background1"/>
+        <w:color w:val="000000"/>
       </w:rPr>
       <w:tblPr/>
       <w:tcPr>
@@ -13088,12 +13089,12 @@
     </w:tblStylePr>
     <w:tblStylePr w:type="neCell">
       <w:rPr>
-        <w:color w:val="000000" w:themeColor="text1"/>
+        <w:color w:val="000000"/>
       </w:rPr>
     </w:tblStylePr>
     <w:tblStylePr w:type="nwCell">
       <w:rPr>
-        <w:color w:val="000000" w:themeColor="text1"/>
+        <w:color w:val="000000"/>
       </w:rPr>
     </w:tblStylePr>
   </w:style>
@@ -13106,7 +13107,7 @@
       <w:spacing w:after="0" w:line="240" w:lineRule="auto"/>
     </w:pPr>
     <w:rPr>
-      <w:color w:val="000000" w:themeColor="text1"/>
+      <w:color w:val="000000"/>
     </w:rPr>
     <w:tblPr>
       <w:tblStyleRowBandSize w:val="1"/>
@@ -13152,7 +13153,7 @@
       <w:rPr>
         <w:b/>
         <w:bCs/>
-        <w:color w:val="FFFFFF" w:themeColor="background1"/>
+        <w:color w:val="000000"/>
       </w:rPr>
       <w:tblPr/>
       <w:tcPr>
@@ -13164,7 +13165,7 @@
     </w:tblStylePr>
     <w:tblStylePr w:type="firstCol">
       <w:rPr>
-        <w:color w:val="FFFFFF" w:themeColor="background1"/>
+        <w:color w:val="000000"/>
       </w:rPr>
       <w:tblPr/>
       <w:tcPr>
@@ -13181,7 +13182,7 @@
     </w:tblStylePr>
     <w:tblStylePr w:type="lastCol">
       <w:rPr>
-        <w:color w:val="FFFFFF" w:themeColor="background1"/>
+        <w:color w:val="000000"/>
       </w:rPr>
       <w:tblPr/>
       <w:tcPr>
@@ -13210,12 +13211,12 @@
     </w:tblStylePr>
     <w:tblStylePr w:type="neCell">
       <w:rPr>
-        <w:color w:val="000000" w:themeColor="text1"/>
+        <w:color w:val="000000"/>
       </w:rPr>
     </w:tblStylePr>
     <w:tblStylePr w:type="nwCell">
       <w:rPr>
-        <w:color w:val="000000" w:themeColor="text1"/>
+        <w:color w:val="000000"/>
       </w:rPr>
     </w:tblStylePr>
   </w:style>
@@ -13228,7 +13229,7 @@
       <w:spacing w:after="0" w:line="240" w:lineRule="auto"/>
     </w:pPr>
     <w:rPr>
-      <w:color w:val="000000" w:themeColor="text1"/>
+      <w:color w:val="000000"/>
     </w:rPr>
     <w:tblPr>
       <w:tblStyleRowBandSize w:val="1"/>
@@ -13274,7 +13275,7 @@
       <w:rPr>
         <w:b/>
         <w:bCs/>
-        <w:color w:val="FFFFFF" w:themeColor="background1"/>
+        <w:color w:val="000000"/>
       </w:rPr>
       <w:tblPr/>
       <w:tcPr>
@@ -13286,7 +13287,7 @@
     </w:tblStylePr>
     <w:tblStylePr w:type="firstCol">
       <w:rPr>
-        <w:color w:val="FFFFFF" w:themeColor="background1"/>
+        <w:color w:val="000000"/>
       </w:rPr>
       <w:tblPr/>
       <w:tcPr>
@@ -13303,7 +13304,7 @@
     </w:tblStylePr>
     <w:tblStylePr w:type="lastCol">
       <w:rPr>
-        <w:color w:val="FFFFFF" w:themeColor="background1"/>
+        <w:color w:val="000000"/>
       </w:rPr>
       <w:tblPr/>
       <w:tcPr>
@@ -13332,12 +13333,12 @@
     </w:tblStylePr>
     <w:tblStylePr w:type="neCell">
       <w:rPr>
-        <w:color w:val="000000" w:themeColor="text1"/>
+        <w:color w:val="000000"/>
       </w:rPr>
     </w:tblStylePr>
     <w:tblStylePr w:type="nwCell">
       <w:rPr>
-        <w:color w:val="000000" w:themeColor="text1"/>
+        <w:color w:val="000000"/>
       </w:rPr>
     </w:tblStylePr>
   </w:style>
@@ -13350,7 +13351,7 @@
       <w:spacing w:after="0" w:line="240" w:lineRule="auto"/>
     </w:pPr>
     <w:rPr>
-      <w:color w:val="000000" w:themeColor="text1"/>
+      <w:color w:val="000000"/>
     </w:rPr>
     <w:tblPr>
       <w:tblStyleRowBandSize w:val="1"/>
@@ -13370,7 +13371,7 @@
       <w:rPr>
         <w:b/>
         <w:bCs/>
-        <w:color w:val="FFFFFF" w:themeColor="background1"/>
+        <w:color w:val="000000"/>
       </w:rPr>
       <w:tblPr/>
       <w:tcPr>
@@ -13384,7 +13385,7 @@
       <w:rPr>
         <w:b/>
         <w:bCs/>
-        <w:color w:val="9E3A38" w:themeColor="accent2" w:themeShade="CC"/>
+        <w:color w:val="000000"/>
       </w:rPr>
       <w:tblPr/>
       <w:tcPr>
@@ -13436,7 +13437,7 @@
       <w:spacing w:after="0" w:line="240" w:lineRule="auto"/>
     </w:pPr>
     <w:rPr>
-      <w:color w:val="000000" w:themeColor="text1"/>
+      <w:color w:val="000000"/>
     </w:rPr>
     <w:tblPr>
       <w:tblStyleRowBandSize w:val="1"/>
@@ -13456,7 +13457,7 @@
       <w:rPr>
         <w:b/>
         <w:bCs/>
-        <w:color w:val="FFFFFF" w:themeColor="background1"/>
+        <w:color w:val="000000"/>
       </w:rPr>
       <w:tblPr/>
       <w:tcPr>
@@ -13470,7 +13471,7 @@
       <w:rPr>
         <w:b/>
         <w:bCs/>
-        <w:color w:val="9E3A38" w:themeColor="accent2" w:themeShade="CC"/>
+        <w:color w:val="000000"/>
       </w:rPr>
       <w:tblPr/>
       <w:tcPr>
@@ -13522,7 +13523,7 @@
       <w:spacing w:after="0" w:line="240" w:lineRule="auto"/>
     </w:pPr>
     <w:rPr>
-      <w:color w:val="000000" w:themeColor="text1"/>
+      <w:color w:val="000000"/>
     </w:rPr>
     <w:tblPr>
       <w:tblStyleRowBandSize w:val="1"/>
@@ -13542,7 +13543,7 @@
       <w:rPr>
         <w:b/>
         <w:bCs/>
-        <w:color w:val="FFFFFF" w:themeColor="background1"/>
+        <w:color w:val="000000"/>
       </w:rPr>
       <w:tblPr/>
       <w:tcPr>
@@ -13556,7 +13557,7 @@
       <w:rPr>
         <w:b/>
         <w:bCs/>
-        <w:color w:val="9E3A38" w:themeColor="accent2" w:themeShade="CC"/>
+        <w:color w:val="000000"/>
       </w:rPr>
       <w:tblPr/>
       <w:tcPr>
@@ -13608,7 +13609,7 @@
       <w:spacing w:after="0" w:line="240" w:lineRule="auto"/>
     </w:pPr>
     <w:rPr>
-      <w:color w:val="000000" w:themeColor="text1"/>
+      <w:color w:val="000000"/>
     </w:rPr>
     <w:tblPr>
       <w:tblStyleRowBandSize w:val="1"/>
@@ -13628,7 +13629,7 @@
       <w:rPr>
         <w:b/>
         <w:bCs/>
-        <w:color w:val="FFFFFF" w:themeColor="background1"/>
+        <w:color w:val="000000"/>
       </w:rPr>
       <w:tblPr/>
       <w:tcPr>
@@ -13642,7 +13643,7 @@
       <w:rPr>
         <w:b/>
         <w:bCs/>
-        <w:color w:val="664E82" w:themeColor="accent4" w:themeShade="CC"/>
+        <w:color w:val="000000"/>
       </w:rPr>
       <w:tblPr/>
       <w:tcPr>
@@ -13694,7 +13695,7 @@
       <w:spacing w:after="0" w:line="240" w:lineRule="auto"/>
     </w:pPr>
     <w:rPr>
-      <w:color w:val="000000" w:themeColor="text1"/>
+      <w:color w:val="000000"/>
     </w:rPr>
     <w:tblPr>
       <w:tblStyleRowBandSize w:val="1"/>
@@ -13714,7 +13715,7 @@
       <w:rPr>
         <w:b/>
         <w:bCs/>
-        <w:color w:val="FFFFFF" w:themeColor="background1"/>
+        <w:color w:val="000000"/>
       </w:rPr>
       <w:tblPr/>
       <w:tcPr>
@@ -13728,7 +13729,7 @@
       <w:rPr>
         <w:b/>
         <w:bCs/>
-        <w:color w:val="7E9C40" w:themeColor="accent3" w:themeShade="CC"/>
+        <w:color w:val="000000"/>
       </w:rPr>
       <w:tblPr/>
       <w:tcPr>
@@ -13780,7 +13781,7 @@
       <w:spacing w:after="0" w:line="240" w:lineRule="auto"/>
     </w:pPr>
     <w:rPr>
-      <w:color w:val="000000" w:themeColor="text1"/>
+      <w:color w:val="000000"/>
     </w:rPr>
     <w:tblPr>
       <w:tblStyleRowBandSize w:val="1"/>
@@ -13800,7 +13801,7 @@
       <w:rPr>
         <w:b/>
         <w:bCs/>
-        <w:color w:val="FFFFFF" w:themeColor="background1"/>
+        <w:color w:val="000000"/>
       </w:rPr>
       <w:tblPr/>
       <w:tcPr>
@@ -13814,7 +13815,7 @@
       <w:rPr>
         <w:b/>
         <w:bCs/>
-        <w:color w:val="F2730A" w:themeColor="accent6" w:themeShade="CC"/>
+        <w:color w:val="000000"/>
       </w:rPr>
       <w:tblPr/>
       <w:tcPr>
@@ -13866,7 +13867,7 @@
       <w:spacing w:after="0" w:line="240" w:lineRule="auto"/>
     </w:pPr>
     <w:rPr>
-      <w:color w:val="000000" w:themeColor="text1"/>
+      <w:color w:val="000000"/>
     </w:rPr>
     <w:tblPr>
       <w:tblStyleRowBandSize w:val="1"/>
@@ -13886,7 +13887,7 @@
       <w:rPr>
         <w:b/>
         <w:bCs/>
-        <w:color w:val="FFFFFF" w:themeColor="background1"/>
+        <w:color w:val="000000"/>
       </w:rPr>
       <w:tblPr/>
       <w:tcPr>
@@ -13900,7 +13901,7 @@
       <w:rPr>
         <w:b/>
         <w:bCs/>
-        <w:color w:val="348DA5" w:themeColor="accent5" w:themeShade="CC"/>
+        <w:color w:val="000000"/>
       </w:rPr>
       <w:tblPr/>
       <w:tcPr>
@@ -13952,7 +13953,7 @@
       <w:spacing w:after="0" w:line="240" w:lineRule="auto"/>
     </w:pPr>
     <w:rPr>
-      <w:color w:val="000000" w:themeColor="text1"/>
+      <w:color w:val="000000"/>
     </w:rPr>
     <w:tblPr>
       <w:tblStyleRowBandSize w:val="1"/>
@@ -13985,7 +13986,7 @@
       <w:rPr>
         <w:b/>
         <w:bCs/>
-        <w:color w:val="000000" w:themeColor="text1"/>
+        <w:color w:val="000000"/>
       </w:rPr>
       <w:tblPr/>
       <w:tcPr>
@@ -13994,7 +13995,7 @@
     </w:tblStylePr>
     <w:tblStylePr w:type="firstCol">
       <w:rPr>
-        <w:color w:val="FFFFFF" w:themeColor="background1"/>
+        <w:color w:val="000000"/>
       </w:rPr>
       <w:tblPr/>
       <w:tcPr>
@@ -14003,7 +14004,7 @@
     </w:tblStylePr>
     <w:tblStylePr w:type="lastCol">
       <w:rPr>
-        <w:color w:val="FFFFFF" w:themeColor="background1"/>
+        <w:color w:val="000000"/>
       </w:rPr>
       <w:tblPr/>
       <w:tcPr>
@@ -14032,7 +14033,7 @@
       <w:spacing w:after="0" w:line="240" w:lineRule="auto"/>
     </w:pPr>
     <w:rPr>
-      <w:color w:val="000000" w:themeColor="text1"/>
+      <w:color w:val="000000"/>
     </w:rPr>
     <w:tblPr>
       <w:tblStyleRowBandSize w:val="1"/>
@@ -14065,7 +14066,7 @@
       <w:rPr>
         <w:b/>
         <w:bCs/>
-        <w:color w:val="000000" w:themeColor="text1"/>
+        <w:color w:val="000000"/>
       </w:rPr>
       <w:tblPr/>
       <w:tcPr>
@@ -14074,7 +14075,7 @@
     </w:tblStylePr>
     <w:tblStylePr w:type="firstCol">
       <w:rPr>
-        <w:color w:val="FFFFFF" w:themeColor="background1"/>
+        <w:color w:val="000000"/>
       </w:rPr>
       <w:tblPr/>
       <w:tcPr>
@@ -14083,7 +14084,7 @@
     </w:tblStylePr>
     <w:tblStylePr w:type="lastCol">
       <w:rPr>
-        <w:color w:val="FFFFFF" w:themeColor="background1"/>
+        <w:color w:val="000000"/>
       </w:rPr>
       <w:tblPr/>
       <w:tcPr>
@@ -14112,7 +14113,7 @@
       <w:spacing w:after="0" w:line="240" w:lineRule="auto"/>
     </w:pPr>
     <w:rPr>
-      <w:color w:val="000000" w:themeColor="text1"/>
+      <w:color w:val="000000"/>
     </w:rPr>
     <w:tblPr>
       <w:tblStyleRowBandSize w:val="1"/>
@@ -14145,7 +14146,7 @@
       <w:rPr>
         <w:b/>
         <w:bCs/>
-        <w:color w:val="000000" w:themeColor="text1"/>
+        <w:color w:val="000000"/>
       </w:rPr>
       <w:tblPr/>
       <w:tcPr>
@@ -14154,7 +14155,7 @@
     </w:tblStylePr>
     <w:tblStylePr w:type="firstCol">
       <w:rPr>
-        <w:color w:val="FFFFFF" w:themeColor="background1"/>
+        <w:color w:val="000000"/>
       </w:rPr>
       <w:tblPr/>
       <w:tcPr>
@@ -14163,7 +14164,7 @@
     </w:tblStylePr>
     <w:tblStylePr w:type="lastCol">
       <w:rPr>
-        <w:color w:val="FFFFFF" w:themeColor="background1"/>
+        <w:color w:val="000000"/>
       </w:rPr>
       <w:tblPr/>
       <w:tcPr>
@@ -14192,7 +14193,7 @@
       <w:spacing w:after="0" w:line="240" w:lineRule="auto"/>
     </w:pPr>
     <w:rPr>
-      <w:color w:val="000000" w:themeColor="text1"/>
+      <w:color w:val="000000"/>
     </w:rPr>
     <w:tblPr>
       <w:tblStyleRowBandSize w:val="1"/>
@@ -14225,7 +14226,7 @@
       <w:rPr>
         <w:b/>
         <w:bCs/>
-        <w:color w:val="000000" w:themeColor="text1"/>
+        <w:color w:val="000000"/>
       </w:rPr>
       <w:tblPr/>
       <w:tcPr>
@@ -14234,7 +14235,7 @@
     </w:tblStylePr>
     <w:tblStylePr w:type="firstCol">
       <w:rPr>
-        <w:color w:val="FFFFFF" w:themeColor="background1"/>
+        <w:color w:val="000000"/>
       </w:rPr>
       <w:tblPr/>
       <w:tcPr>
@@ -14243,7 +14244,7 @@
     </w:tblStylePr>
     <w:tblStylePr w:type="lastCol">
       <w:rPr>
-        <w:color w:val="FFFFFF" w:themeColor="background1"/>
+        <w:color w:val="000000"/>
       </w:rPr>
       <w:tblPr/>
       <w:tcPr>
@@ -14272,7 +14273,7 @@
       <w:spacing w:after="0" w:line="240" w:lineRule="auto"/>
     </w:pPr>
     <w:rPr>
-      <w:color w:val="000000" w:themeColor="text1"/>
+      <w:color w:val="000000"/>
     </w:rPr>
     <w:tblPr>
       <w:tblStyleRowBandSize w:val="1"/>
@@ -14305,7 +14306,7 @@
       <w:rPr>
         <w:b/>
         <w:bCs/>
-        <w:color w:val="000000" w:themeColor="text1"/>
+        <w:color w:val="000000"/>
       </w:rPr>
       <w:tblPr/>
       <w:tcPr>
@@ -14314,7 +14315,7 @@
     </w:tblStylePr>
     <w:tblStylePr w:type="firstCol">
       <w:rPr>
-        <w:color w:val="FFFFFF" w:themeColor="background1"/>
+        <w:color w:val="000000"/>
       </w:rPr>
       <w:tblPr/>
       <w:tcPr>
@@ -14323,7 +14324,7 @@
     </w:tblStylePr>
     <w:tblStylePr w:type="lastCol">
       <w:rPr>
-        <w:color w:val="FFFFFF" w:themeColor="background1"/>
+        <w:color w:val="000000"/>
       </w:rPr>
       <w:tblPr/>
       <w:tcPr>
@@ -14352,7 +14353,7 @@
       <w:spacing w:after="0" w:line="240" w:lineRule="auto"/>
     </w:pPr>
     <w:rPr>
-      <w:color w:val="000000" w:themeColor="text1"/>
+      <w:color w:val="000000"/>
     </w:rPr>
     <w:tblPr>
       <w:tblStyleRowBandSize w:val="1"/>
@@ -14385,7 +14386,7 @@
       <w:rPr>
         <w:b/>
         <w:bCs/>
-        <w:color w:val="000000" w:themeColor="text1"/>
+        <w:color w:val="000000"/>
       </w:rPr>
       <w:tblPr/>
       <w:tcPr>
@@ -14394,7 +14395,7 @@
     </w:tblStylePr>
     <w:tblStylePr w:type="firstCol">
       <w:rPr>
-        <w:color w:val="FFFFFF" w:themeColor="background1"/>
+        <w:color w:val="000000"/>
       </w:rPr>
       <w:tblPr/>
       <w:tcPr>
@@ -14403,7 +14404,7 @@
     </w:tblStylePr>
     <w:tblStylePr w:type="lastCol">
       <w:rPr>
-        <w:color w:val="FFFFFF" w:themeColor="background1"/>
+        <w:color w:val="000000"/>
       </w:rPr>
       <w:tblPr/>
       <w:tcPr>
@@ -14432,7 +14433,7 @@
       <w:spacing w:after="0" w:line="240" w:lineRule="auto"/>
     </w:pPr>
     <w:rPr>
-      <w:color w:val="000000" w:themeColor="text1"/>
+      <w:color w:val="000000"/>
     </w:rPr>
     <w:tblPr>
       <w:tblStyleRowBandSize w:val="1"/>
@@ -14465,7 +14466,7 @@
       <w:rPr>
         <w:b/>
         <w:bCs/>
-        <w:color w:val="000000" w:themeColor="text1"/>
+        <w:color w:val="000000"/>
       </w:rPr>
       <w:tblPr/>
       <w:tcPr>
@@ -14474,7 +14475,7 @@
     </w:tblStylePr>
     <w:tblStylePr w:type="firstCol">
       <w:rPr>
-        <w:color w:val="FFFFFF" w:themeColor="background1"/>
+        <w:color w:val="000000"/>
       </w:rPr>
       <w:tblPr/>
       <w:tcPr>
@@ -14483,7 +14484,7 @@
     </w:tblStylePr>
     <w:tblStylePr w:type="lastCol">
       <w:rPr>
-        <w:color w:val="FFFFFF" w:themeColor="background1"/>
+        <w:color w:val="000000"/>
       </w:rPr>
       <w:tblPr/>
       <w:tcPr>
